--- a/src/content/bios/Marjolin-RE 2014.docx
+++ b/src/content/bios/Marjolin-RE 2014.docx
@@ -1,6 +1,6 @@
 
 <file path=word/document.xml><?xml version="1.0" encoding="utf-8"?>
-<w:document xmlns:wpc="http://schemas.microsoft.com/office/word/2010/wordprocessingCanvas" xmlns:cx="http://schemas.microsoft.com/office/drawing/2014/chartex" xmlns:cx1="http://schemas.microsoft.com/office/drawing/2015/9/8/chartex" xmlns:cx2="http://schemas.microsoft.com/office/drawing/2015/10/21/chartex" xmlns:cx3="http://schemas.microsoft.com/office/drawing/2016/5/9/chartex" xmlns:cx4="http://schemas.microsoft.com/office/drawing/2016/5/10/chartex" xmlns:cx5="http://schemas.microsoft.com/office/drawing/2016/5/11/chartex" xmlns:cx6="http://schemas.microsoft.com/office/drawing/2016/5/12/chartex" xmlns:cx7="http://schemas.microsoft.com/office/drawing/2016/5/13/chartex" xmlns:cx8="http://schemas.microsoft.com/office/drawing/2016/5/14/chartex" xmlns:mc="http://schemas.openxmlformats.org/markup-compatibility/2006" xmlns:aink="http://schemas.microsoft.com/office/drawing/2016/ink" xmlns:am3d="http://schemas.microsoft.com/office/drawing/2017/model3d" xmlns:o="urn:schemas-microsoft-com:office:office" xmlns:oel="http://schemas.microsoft.com/office/2019/extlst" xmlns:r="http://schemas.openxmlformats.org/officeDocument/2006/relationships" xmlns:m="http://schemas.openxmlformats.org/officeDocument/2006/math" xmlns:v="urn:schemas-microsoft-com:vml" xmlns:wp14="http://schemas.microsoft.com/office/word/2010/wordprocessingDrawing" xmlns:wp="http://schemas.openxmlformats.org/drawingml/2006/wordprocessingDrawing" xmlns:w10="urn:schemas-microsoft-com:office:word" xmlns:w="http://schemas.openxmlformats.org/wordprocessingml/2006/main" xmlns:w14="http://schemas.microsoft.com/office/word/2010/wordml" xmlns:w15="http://schemas.microsoft.com/office/word/2012/wordml" xmlns:w16cex="http://schemas.microsoft.com/office/word/2018/wordml/cex" xmlns:w16cid="http://schemas.microsoft.com/office/word/2016/wordml/cid" xmlns:w16="http://schemas.microsoft.com/office/word/2018/wordml" xmlns:w16du="http://schemas.microsoft.com/office/word/2023/wordml/word16du" xmlns:w16sdtdh="http://schemas.microsoft.com/office/word/2020/wordml/sdtdatahash" xmlns:w16sdtfl="http://schemas.microsoft.com/office/word/2024/wordml/sdtformatlock" xmlns:w16se="http://schemas.microsoft.com/office/word/2015/wordml/symex" xmlns:wpg="http://schemas.microsoft.com/office/word/2010/wordprocessingGroup" xmlns:wpi="http://schemas.microsoft.com/office/word/2010/wordprocessingInk" xmlns:wne="http://schemas.microsoft.com/office/word/2006/wordml" xmlns:wps="http://schemas.microsoft.com/office/word/2010/wordprocessingShape" mc:Ignorable="w14 w15 w16se w16cid w16 w16cex w16sdtdh w16sdtfl w16du wp14">
+<w:document xmlns:wpc="http://schemas.microsoft.com/office/word/2010/wordprocessingCanvas" xmlns:cx="http://schemas.microsoft.com/office/drawing/2014/chartex" xmlns:cx1="http://schemas.microsoft.com/office/drawing/2015/9/8/chartex" xmlns:cx2="http://schemas.microsoft.com/office/drawing/2015/10/21/chartex" xmlns:cx3="http://schemas.microsoft.com/office/drawing/2016/5/9/chartex" xmlns:cx4="http://schemas.microsoft.com/office/drawing/2016/5/10/chartex" xmlns:cx5="http://schemas.microsoft.com/office/drawing/2016/5/11/chartex" xmlns:cx6="http://schemas.microsoft.com/office/drawing/2016/5/12/chartex" xmlns:cx7="http://schemas.microsoft.com/office/drawing/2016/5/13/chartex" xmlns:cx8="http://schemas.microsoft.com/office/drawing/2016/5/14/chartex" xmlns:mc="http://schemas.openxmlformats.org/markup-compatibility/2006" xmlns:m="http://schemas.openxmlformats.org/officeDocument/2006/math" xmlns:aink="http://schemas.microsoft.com/office/drawing/2016/ink" xmlns:am3d="http://schemas.microsoft.com/office/drawing/2017/model3d" xmlns:oel="http://schemas.microsoft.com/office/2019/extlst" xmlns:r="http://schemas.openxmlformats.org/officeDocument/2006/relationships" xmlns:wp14="http://schemas.microsoft.com/office/word/2010/wordprocessingDrawing" xmlns:wp="http://schemas.openxmlformats.org/drawingml/2006/wordprocessingDrawing" xmlns:wpg="http://schemas.microsoft.com/office/word/2010/wordprocessingGroup" xmlns:wpi="http://schemas.microsoft.com/office/word/2010/wordprocessingInk" xmlns:wps="http://schemas.microsoft.com/office/word/2010/wordprocessingShape" xmlns:o="urn:schemas-microsoft-com:office:office" xmlns:v="urn:schemas-microsoft-com:vml" xmlns:w10="urn:schemas-microsoft-com:office:word" xmlns:w="http://schemas.openxmlformats.org/wordprocessingml/2006/main" xmlns:w14="http://schemas.microsoft.com/office/word/2010/wordml" xmlns:w15="http://schemas.microsoft.com/office/word/2012/wordml" xmlns:w16cei="http://schemas.microsoft.com/office/word/2026/wordml/cei" xmlns:w16cex="http://schemas.microsoft.com/office/word/2018/wordml/cex" xmlns:w16cid="http://schemas.microsoft.com/office/word/2016/wordml/cid" xmlns:w16="http://schemas.microsoft.com/office/word/2018/wordml" xmlns:w16sdtdh="http://schemas.microsoft.com/office/word/2020/wordml/sdtdatahash" xmlns:w16sdtfl="http://schemas.microsoft.com/office/word/2024/wordml/sdtformatlock" xmlns:w16se="http://schemas.microsoft.com/office/word/2015/wordml/symex" xmlns:w16du="http://schemas.microsoft.com/office/word/2023/wordml/word16du" xmlns:wne="http://schemas.microsoft.com/office/word/2006/wordml" mc:Ignorable="w14 w15 w16se w16cid w16 w16cex w16sdtdh w16sdtfl w16du wp14">
   <w:body>
     <w:p>
       <w:pPr>
@@ -29,39 +29,7 @@
           <w:rFonts w:ascii="Times New Roman" w:hAnsi="Times New Roman"/>
           <w:b/>
         </w:rPr>
-        <w:t xml:space="preserve">55, was born 27 July 1911 in Paris, France and passed away 15 April 1986 in Paris. He was the son of Ernest Octave </w:t>
-      </w:r>
-      <w:proofErr w:type="spellStart"/>
-      <w:r>
-        <w:rPr>
-          <w:rFonts w:ascii="Times New Roman" w:hAnsi="Times New Roman"/>
-          <w:b/>
-        </w:rPr>
-        <w:t>Marjolin</w:t>
-      </w:r>
-      <w:proofErr w:type="spellEnd"/>
-      <w:r>
-        <w:rPr>
-          <w:rFonts w:ascii="Times New Roman" w:hAnsi="Times New Roman"/>
-          <w:b/>
-        </w:rPr>
-        <w:t xml:space="preserve">, salesman, and Elise </w:t>
-      </w:r>
-      <w:proofErr w:type="spellStart"/>
-      <w:r>
-        <w:rPr>
-          <w:rFonts w:ascii="Times New Roman" w:hAnsi="Times New Roman"/>
-          <w:b/>
-        </w:rPr>
-        <w:t>Vacher</w:t>
-      </w:r>
-      <w:proofErr w:type="spellEnd"/>
-      <w:r>
-        <w:rPr>
-          <w:rFonts w:ascii="Times New Roman" w:hAnsi="Times New Roman"/>
-          <w:b/>
-        </w:rPr>
-        <w:t xml:space="preserve">, laundress. On 2 September 1944 he married Dorothy Thayer Smith. They had one daughter and one son. </w:t>
+        <w:t xml:space="preserve">55, was born 27 July 1911 in Paris, France and passed away 15 April 1986 in Paris. He was the son of Ernest Octave Marjolin, salesman, and Elise Vacher, laundress. On 2 September 1944 he married Dorothy Thayer Smith. They had one daughter and one son. </w:t>
       </w:r>
     </w:p>
     <w:p>
@@ -83,13 +51,12 @@
         <w:rPr>
           <w:rFonts w:ascii="Times New Roman" w:hAnsi="Times New Roman"/>
           <w:noProof/>
-          <w:lang w:val="en-US" w:eastAsia="nl-NL"/>
         </w:rPr>
         <w:drawing>
-          <wp:inline distT="0" distB="0" distL="0" distR="0" wp14:anchorId="5A4C5EFE" wp14:editId="3EE50D6A">
-            <wp:extent cx="2373630" cy="2347354"/>
-            <wp:effectExtent l="25400" t="0" r="0" b="0"/>
-            <wp:docPr id="1" name="Afbeelding 1" descr="Portrait de Marjolin"/>
+          <wp:inline distT="0" distB="0" distL="0" distR="0" wp14:anchorId="3EB6DF26" wp14:editId="374ADE70">
+            <wp:extent cx="1915568" cy="2613725"/>
+            <wp:effectExtent l="0" t="0" r="2540" b="2540"/>
+            <wp:docPr id="818884424" name="Afbeelding 1"/>
             <wp:cNvGraphicFramePr>
               <a:graphicFrameLocks xmlns:a="http://schemas.openxmlformats.org/drawingml/2006/main" noChangeAspect="1"/>
             </wp:cNvGraphicFramePr>
@@ -97,33 +64,29 @@
               <a:graphicData uri="http://schemas.openxmlformats.org/drawingml/2006/picture">
                 <pic:pic xmlns:pic="http://schemas.openxmlformats.org/drawingml/2006/picture">
                   <pic:nvPicPr>
-                    <pic:cNvPr id="0" name="Picture 1" descr="Portrait de Marjolin"/>
-                    <pic:cNvPicPr>
-                      <a:picLocks noChangeAspect="1" noChangeArrowheads="1"/>
-                    </pic:cNvPicPr>
+                    <pic:cNvPr id="818884424" name="Afbeelding 818884424"/>
+                    <pic:cNvPicPr/>
                   </pic:nvPicPr>
                   <pic:blipFill>
-                    <a:blip r:embed="rId6"/>
-                    <a:srcRect/>
+                    <a:blip r:embed="rId6" cstate="print">
+                      <a:extLst>
+                        <a:ext uri="{28A0092B-C50C-407E-A947-70E740481C1C}">
+                          <a14:useLocalDpi xmlns:a14="http://schemas.microsoft.com/office/drawing/2010/main" val="0"/>
+                        </a:ext>
+                      </a:extLst>
+                    </a:blip>
                     <a:stretch>
                       <a:fillRect/>
                     </a:stretch>
                   </pic:blipFill>
-                  <pic:spPr bwMode="auto">
+                  <pic:spPr>
                     <a:xfrm>
                       <a:off x="0" y="0"/>
-                      <a:ext cx="2369271" cy="2343043"/>
+                      <a:ext cx="1941049" cy="2648494"/>
                     </a:xfrm>
                     <a:prstGeom prst="rect">
                       <a:avLst/>
                     </a:prstGeom>
-                    <a:noFill/>
-                    <a:ln w="9525">
-                      <a:noFill/>
-                      <a:miter lim="800000"/>
-                      <a:headEnd/>
-                      <a:tailEnd/>
-                    </a:ln>
                   </pic:spPr>
                 </pic:pic>
               </a:graphicData>
@@ -137,8 +100,6 @@
         <w:jc w:val="both"/>
         <w:rPr>
           <w:rFonts w:ascii="Times New Roman" w:hAnsi="Times New Roman"/>
-          <w:color w:val="FF0000"/>
-          <w:lang w:val="fr-CH"/>
         </w:rPr>
       </w:pPr>
       <w:proofErr w:type="gramStart"/>
@@ -155,7 +116,37 @@
           <w:rFonts w:ascii="Times New Roman" w:hAnsi="Times New Roman"/>
           <w:lang w:val="fr-CH"/>
         </w:rPr>
-        <w:t xml:space="preserve"> Fondation Jean Monnet pour l’Europe, Lausanne</w:t>
+        <w:t xml:space="preserve"> </w:t>
+      </w:r>
+      <w:proofErr w:type="spellStart"/>
+      <w:r>
+        <w:rPr>
+          <w:rFonts w:ascii="Times New Roman" w:hAnsi="Times New Roman"/>
+        </w:rPr>
+        <w:t>Marjolin</w:t>
+      </w:r>
+      <w:proofErr w:type="spellEnd"/>
+      <w:r>
+        <w:rPr>
+          <w:rFonts w:ascii="Times New Roman" w:hAnsi="Times New Roman"/>
+        </w:rPr>
+        <w:t xml:space="preserve">, 1 December 1960, </w:t>
+      </w:r>
+      <w:r>
+        <w:rPr>
+          <w:rStyle w:val="Zwaar"/>
+          <w:rFonts w:ascii="Times New Roman" w:hAnsi="Times New Roman"/>
+          <w:b w:val="0"/>
+          <w:bCs w:val="0"/>
+          <w:color w:val="26324B"/>
+        </w:rPr>
+        <w:t>European Union, photographer Marcelle Jamar</w:t>
+      </w:r>
+      <w:r>
+        <w:rPr>
+          <w:rFonts w:ascii="Times New Roman" w:hAnsi="Times New Roman"/>
+        </w:rPr>
+        <w:t xml:space="preserve"> </w:t>
       </w:r>
     </w:p>
     <w:p>
@@ -163,7 +154,6 @@
         <w:jc w:val="both"/>
         <w:rPr>
           <w:rFonts w:ascii="Times New Roman" w:hAnsi="Times New Roman"/>
-          <w:lang w:val="fr-CH"/>
         </w:rPr>
       </w:pPr>
     </w:p>
@@ -389,35 +379,7 @@
         <w:rPr>
           <w:rFonts w:ascii="Times New Roman" w:hAnsi="Times New Roman"/>
         </w:rPr>
-        <w:t xml:space="preserve">. Thanks to the support of his philosophy professor, </w:t>
-      </w:r>
-      <w:proofErr w:type="spellStart"/>
-      <w:r>
-        <w:rPr>
-          <w:rFonts w:ascii="Times New Roman" w:hAnsi="Times New Roman"/>
-        </w:rPr>
-        <w:t>Célestin</w:t>
-      </w:r>
-      <w:proofErr w:type="spellEnd"/>
-      <w:r>
-        <w:rPr>
-          <w:rFonts w:ascii="Times New Roman" w:hAnsi="Times New Roman"/>
-        </w:rPr>
-        <w:t xml:space="preserve"> </w:t>
-      </w:r>
-      <w:proofErr w:type="spellStart"/>
-      <w:r>
-        <w:rPr>
-          <w:rFonts w:ascii="Times New Roman" w:hAnsi="Times New Roman"/>
-        </w:rPr>
-        <w:t>Bouglé</w:t>
-      </w:r>
-      <w:proofErr w:type="spellEnd"/>
-      <w:r>
-        <w:rPr>
-          <w:rFonts w:ascii="Times New Roman" w:hAnsi="Times New Roman"/>
-        </w:rPr>
-        <w:t>, he travelled to the United Kingdom and then, with a Rockefeller fellowship, spent one year study</w:t>
+        <w:t>. Thanks to the support of his philosophy professor, Célestin Bouglé, he travelled to the United Kingdom and then, with a Rockefeller fellowship, spent one year study</w:t>
       </w:r>
       <w:r>
         <w:rPr>
@@ -716,14 +678,14 @@
         <w:rPr>
           <w:rFonts w:ascii="Times New Roman" w:hAnsi="Times New Roman"/>
         </w:rPr>
-        <w:t xml:space="preserve"> joined Blum’s Popular Front administration as a civil servant, but one year later clashed with Blum because of his non-intervention policy toward the Spanish civil war. He also disapproved of Blum’s belated devaluation of the French Franc and strongly opposed the 40-hour workweek, which he believed to undermine economic growth. He left the French Prime Minister’s staff in 1938 and </w:t>
+        <w:t xml:space="preserve"> joined Blum’s Popular Front administration as a civil servant, but one year later clashed with Blum because of his non-intervention policy toward the Spanish civil war. He also disapproved of Blum’s belated </w:t>
       </w:r>
       <w:r>
         <w:rPr>
           <w:rFonts w:ascii="Times New Roman" w:hAnsi="Times New Roman"/>
         </w:rPr>
         <w:lastRenderedPageBreak/>
-        <w:t xml:space="preserve">started to write for the newspaper </w:t>
+        <w:t xml:space="preserve">devaluation of the French Franc and strongly opposed the 40-hour workweek, which he believed to undermine economic growth. He left the French Prime Minister’s staff in 1938 and started to write for the newspaper </w:t>
       </w:r>
       <w:r>
         <w:rPr>
@@ -856,8 +818,16 @@
         <w:rPr>
           <w:rFonts w:ascii="Times New Roman" w:hAnsi="Times New Roman"/>
         </w:rPr>
-        <w:t>by the French government in Vichy</w:t>
-      </w:r>
+        <w:t xml:space="preserve">by the French government in </w:t>
+      </w:r>
+      <w:proofErr w:type="gramStart"/>
+      <w:r>
+        <w:rPr>
+          <w:rFonts w:ascii="Times New Roman" w:hAnsi="Times New Roman"/>
+        </w:rPr>
+        <w:t>Vichy</w:t>
+      </w:r>
+      <w:proofErr w:type="gramEnd"/>
       <w:r>
         <w:rPr>
           <w:rFonts w:ascii="Times New Roman" w:hAnsi="Times New Roman"/>
@@ -1574,6 +1544,7 @@
         <w:rPr>
           <w:rFonts w:ascii="Times New Roman" w:hAnsi="Times New Roman"/>
         </w:rPr>
+        <w:lastRenderedPageBreak/>
         <w:t>During the first period the OEEC practically existed through American policy</w:t>
       </w:r>
       <w:r>
@@ -1600,14 +1571,7 @@
         <w:rPr>
           <w:rFonts w:ascii="Times New Roman" w:hAnsi="Times New Roman"/>
         </w:rPr>
-        <w:t xml:space="preserve"> closely collaborated with the US administration by showing how the money was used and justifying the continuation of aid flows. The US Economic Cooperation </w:t>
-      </w:r>
-      <w:r>
-        <w:rPr>
-          <w:rFonts w:ascii="Times New Roman" w:hAnsi="Times New Roman"/>
-        </w:rPr>
-        <w:lastRenderedPageBreak/>
-        <w:t xml:space="preserve">Administration (ECA), headed by Paul Hoffman, had </w:t>
+        <w:t xml:space="preserve"> closely collaborated with the US administration by showing how the money was used and justifying the continuation of aid flows. The US Economic Cooperation Administration (ECA), headed by Paul Hoffman, had </w:t>
       </w:r>
       <w:r>
         <w:rPr>
@@ -1713,7 +1677,21 @@
         <w:rPr>
           <w:rFonts w:ascii="Times New Roman" w:hAnsi="Times New Roman"/>
         </w:rPr>
-        <w:t xml:space="preserve"> prepare a plan to be submitted to Congress and also met with Senators who were concerned about the use of the Marshall </w:t>
+        <w:t xml:space="preserve"> prepare a plan to be submitted to Congress </w:t>
+      </w:r>
+      <w:proofErr w:type="gramStart"/>
+      <w:r>
+        <w:rPr>
+          <w:rFonts w:ascii="Times New Roman" w:hAnsi="Times New Roman"/>
+        </w:rPr>
+        <w:t>and also</w:t>
+      </w:r>
+      <w:proofErr w:type="gramEnd"/>
+      <w:r>
+        <w:rPr>
+          <w:rFonts w:ascii="Times New Roman" w:hAnsi="Times New Roman"/>
+        </w:rPr>
+        <w:t xml:space="preserve"> met with Senators who were concerned about the use of the Marshall </w:t>
       </w:r>
       <w:r>
         <w:rPr>
@@ -1737,7 +1715,105 @@
         <w:rPr>
           <w:rFonts w:ascii="Times New Roman" w:hAnsi="Times New Roman"/>
         </w:rPr>
-        <w:t xml:space="preserve"> shoulder the burden of European reconstruction indefinitely (Archives Robert </w:t>
+        <w:t xml:space="preserve"> shoulder the burden of European reconstruction indefinitely (Archives Robert Marjolin, ARM 4/2/13, Note on discussion with US Senators and Congressmen, 18 January 1949). They criticized the provisional long-term report because of its imprecise nature</w:t>
+      </w:r>
+      <w:r>
+        <w:rPr>
+          <w:rFonts w:ascii="Times New Roman" w:hAnsi="Times New Roman"/>
+        </w:rPr>
+        <w:t xml:space="preserve"> and</w:t>
+      </w:r>
+      <w:r>
+        <w:rPr>
+          <w:rFonts w:ascii="Times New Roman" w:hAnsi="Times New Roman"/>
+        </w:rPr>
+        <w:t xml:space="preserve"> </w:t>
+      </w:r>
+      <w:r>
+        <w:rPr>
+          <w:rFonts w:ascii="Times New Roman" w:hAnsi="Times New Roman"/>
+        </w:rPr>
+        <w:t xml:space="preserve">expected </w:t>
+      </w:r>
+      <w:r>
+        <w:rPr>
+          <w:rFonts w:ascii="Times New Roman" w:hAnsi="Times New Roman"/>
+        </w:rPr>
+        <w:t>exce</w:t>
+      </w:r>
+      <w:r>
+        <w:rPr>
+          <w:rFonts w:ascii="Times New Roman" w:hAnsi="Times New Roman"/>
+        </w:rPr>
+        <w:t>ssive budget</w:t>
+      </w:r>
+      <w:r>
+        <w:rPr>
+          <w:rFonts w:ascii="Times New Roman" w:hAnsi="Times New Roman"/>
+        </w:rPr>
+        <w:t>. T</w:t>
+      </w:r>
+      <w:r>
+        <w:rPr>
+          <w:rFonts w:ascii="Times New Roman" w:hAnsi="Times New Roman"/>
+        </w:rPr>
+        <w:t xml:space="preserve">hey </w:t>
+      </w:r>
+      <w:r>
+        <w:rPr>
+          <w:rFonts w:ascii="Times New Roman" w:hAnsi="Times New Roman"/>
+        </w:rPr>
+        <w:t>did not believe in a long-term plan</w:t>
+      </w:r>
+      <w:r>
+        <w:rPr>
+          <w:rFonts w:ascii="Times New Roman" w:hAnsi="Times New Roman"/>
+        </w:rPr>
+        <w:t xml:space="preserve"> in general since</w:t>
+      </w:r>
+      <w:r>
+        <w:rPr>
+          <w:rFonts w:ascii="Times New Roman" w:hAnsi="Times New Roman"/>
+        </w:rPr>
+        <w:t xml:space="preserve"> it was impossible to know what Europe would look like in 1952-1953. However, they emphasized the necessity </w:t>
+      </w:r>
+      <w:r>
+        <w:rPr>
+          <w:rFonts w:ascii="Times New Roman" w:hAnsi="Times New Roman"/>
+        </w:rPr>
+        <w:t>of showing</w:t>
+      </w:r>
+      <w:r>
+        <w:rPr>
+          <w:rFonts w:ascii="Times New Roman" w:hAnsi="Times New Roman"/>
+        </w:rPr>
+        <w:t xml:space="preserve"> Congress that the European need for US aid and the ERP would end in 1952. </w:t>
+      </w:r>
+      <w:r>
+        <w:rPr>
+          <w:rFonts w:ascii="Times New Roman" w:hAnsi="Times New Roman"/>
+        </w:rPr>
+        <w:t xml:space="preserve">Europe was always considered </w:t>
+      </w:r>
+      <w:proofErr w:type="gramStart"/>
+      <w:r>
+        <w:rPr>
+          <w:rFonts w:ascii="Times New Roman" w:hAnsi="Times New Roman"/>
+        </w:rPr>
+        <w:t>as a whole i</w:t>
+      </w:r>
+      <w:r>
+        <w:rPr>
+          <w:rFonts w:ascii="Times New Roman" w:hAnsi="Times New Roman"/>
+        </w:rPr>
+        <w:t>n</w:t>
+      </w:r>
+      <w:proofErr w:type="gramEnd"/>
+      <w:r>
+        <w:rPr>
+          <w:rFonts w:ascii="Times New Roman" w:hAnsi="Times New Roman"/>
+        </w:rPr>
+        <w:t xml:space="preserve"> the discussions between ECA representatives, US Senators and </w:t>
       </w:r>
       <w:proofErr w:type="spellStart"/>
       <w:r>
@@ -1751,13 +1827,13 @@
         <w:rPr>
           <w:rFonts w:ascii="Times New Roman" w:hAnsi="Times New Roman"/>
         </w:rPr>
-        <w:t>, ARM 4/2/13, Note on discussion with US Senators and Congressmen, 18 January 1949). They criticized the provisional long-term report because of its imprecise nature</w:t>
-      </w:r>
-      <w:r>
-        <w:rPr>
-          <w:rFonts w:ascii="Times New Roman" w:hAnsi="Times New Roman"/>
-        </w:rPr>
-        <w:t xml:space="preserve"> and</w:t>
+        <w:t xml:space="preserve">, without reference to the needs of specific states. In this regard the debates contributed to building a European entity. American </w:t>
+      </w:r>
+      <w:r>
+        <w:rPr>
+          <w:rFonts w:ascii="Times New Roman" w:hAnsi="Times New Roman"/>
+        </w:rPr>
+        <w:t>high-level</w:t>
       </w:r>
       <w:r>
         <w:rPr>
@@ -1769,157 +1845,45 @@
         <w:rPr>
           <w:rFonts w:ascii="Times New Roman" w:hAnsi="Times New Roman"/>
         </w:rPr>
-        <w:t xml:space="preserve">expected </w:t>
-      </w:r>
-      <w:r>
-        <w:rPr>
-          <w:rFonts w:ascii="Times New Roman" w:hAnsi="Times New Roman"/>
-        </w:rPr>
-        <w:t>exce</w:t>
-      </w:r>
-      <w:r>
-        <w:rPr>
-          <w:rFonts w:ascii="Times New Roman" w:hAnsi="Times New Roman"/>
-        </w:rPr>
-        <w:t>ssive budget</w:t>
-      </w:r>
-      <w:r>
-        <w:rPr>
-          <w:rFonts w:ascii="Times New Roman" w:hAnsi="Times New Roman"/>
-        </w:rPr>
-        <w:t>. T</w:t>
-      </w:r>
-      <w:r>
-        <w:rPr>
-          <w:rFonts w:ascii="Times New Roman" w:hAnsi="Times New Roman"/>
-        </w:rPr>
-        <w:t xml:space="preserve">hey </w:t>
-      </w:r>
-      <w:r>
-        <w:rPr>
-          <w:rFonts w:ascii="Times New Roman" w:hAnsi="Times New Roman"/>
-        </w:rPr>
-        <w:t>did not believe in a long-term plan</w:t>
-      </w:r>
-      <w:r>
-        <w:rPr>
-          <w:rFonts w:ascii="Times New Roman" w:hAnsi="Times New Roman"/>
-        </w:rPr>
-        <w:t xml:space="preserve"> in general since</w:t>
-      </w:r>
-      <w:r>
-        <w:rPr>
-          <w:rFonts w:ascii="Times New Roman" w:hAnsi="Times New Roman"/>
-        </w:rPr>
-        <w:t xml:space="preserve"> it was impossible to know what Europe would look like in 1952-1953. However, they emphasized the necessity </w:t>
-      </w:r>
-      <w:r>
-        <w:rPr>
-          <w:rFonts w:ascii="Times New Roman" w:hAnsi="Times New Roman"/>
-        </w:rPr>
-        <w:t>of showing</w:t>
-      </w:r>
-      <w:r>
-        <w:rPr>
-          <w:rFonts w:ascii="Times New Roman" w:hAnsi="Times New Roman"/>
-        </w:rPr>
-        <w:t xml:space="preserve"> Congress that the European need for US aid and the ERP would end in 1952. </w:t>
-      </w:r>
-      <w:r>
-        <w:rPr>
-          <w:rFonts w:ascii="Times New Roman" w:hAnsi="Times New Roman"/>
-        </w:rPr>
-        <w:t xml:space="preserve">Europe was always considered </w:t>
+        <w:t xml:space="preserve">civil servants and Senators envisioned the OEEC and the ERP as tools to unify Europe. They did not want to negotiate with every single </w:t>
       </w:r>
       <w:proofErr w:type="gramStart"/>
       <w:r>
         <w:rPr>
           <w:rFonts w:ascii="Times New Roman" w:hAnsi="Times New Roman"/>
         </w:rPr>
-        <w:t>as a whole i</w:t>
-      </w:r>
-      <w:r>
-        <w:rPr>
-          <w:rFonts w:ascii="Times New Roman" w:hAnsi="Times New Roman"/>
-        </w:rPr>
-        <w:t>n</w:t>
+        <w:t>state</w:t>
+      </w:r>
+      <w:r>
+        <w:rPr>
+          <w:rFonts w:ascii="Times New Roman" w:hAnsi="Times New Roman"/>
+        </w:rPr>
+        <w:t>,</w:t>
+      </w:r>
+      <w:r>
+        <w:rPr>
+          <w:rFonts w:ascii="Times New Roman" w:hAnsi="Times New Roman"/>
+        </w:rPr>
+        <w:t xml:space="preserve"> but</w:t>
       </w:r>
       <w:proofErr w:type="gramEnd"/>
       <w:r>
         <w:rPr>
           <w:rFonts w:ascii="Times New Roman" w:hAnsi="Times New Roman"/>
         </w:rPr>
-        <w:t xml:space="preserve"> the discussions between ECA representatives, US Senators and </w:t>
-      </w:r>
-      <w:proofErr w:type="spellStart"/>
-      <w:r>
-        <w:rPr>
-          <w:rFonts w:ascii="Times New Roman" w:hAnsi="Times New Roman"/>
-        </w:rPr>
-        <w:t>Marjolin</w:t>
-      </w:r>
-      <w:proofErr w:type="spellEnd"/>
-      <w:r>
-        <w:rPr>
-          <w:rFonts w:ascii="Times New Roman" w:hAnsi="Times New Roman"/>
-        </w:rPr>
-        <w:t xml:space="preserve">, without reference to the needs of specific states. In this regard the debates contributed to building a European entity. American </w:t>
-      </w:r>
-      <w:r>
-        <w:rPr>
-          <w:rFonts w:ascii="Times New Roman" w:hAnsi="Times New Roman"/>
-        </w:rPr>
-        <w:t>high-level</w:t>
-      </w:r>
-      <w:r>
-        <w:rPr>
-          <w:rFonts w:ascii="Times New Roman" w:hAnsi="Times New Roman"/>
-        </w:rPr>
         <w:t xml:space="preserve"> </w:t>
       </w:r>
       <w:r>
         <w:rPr>
           <w:rFonts w:ascii="Times New Roman" w:hAnsi="Times New Roman"/>
         </w:rPr>
-        <w:t>civil servants and Senators envisioned the OEEC and the ERP as tools to unify Europe. They did not want to negotiate with every single state</w:t>
-      </w:r>
-      <w:r>
-        <w:rPr>
-          <w:rFonts w:ascii="Times New Roman" w:hAnsi="Times New Roman"/>
-        </w:rPr>
-        <w:t>,</w:t>
-      </w:r>
-      <w:r>
-        <w:rPr>
-          <w:rFonts w:ascii="Times New Roman" w:hAnsi="Times New Roman"/>
-        </w:rPr>
-        <w:t xml:space="preserve"> but </w:t>
-      </w:r>
-      <w:r>
-        <w:rPr>
-          <w:rFonts w:ascii="Times New Roman" w:hAnsi="Times New Roman"/>
-        </w:rPr>
         <w:t xml:space="preserve">instead </w:t>
       </w:r>
       <w:r>
         <w:rPr>
           <w:rFonts w:ascii="Times New Roman" w:hAnsi="Times New Roman"/>
         </w:rPr>
-        <w:t xml:space="preserve">used the OEEC as an interface to make all beneficiaries speak with one </w:t>
-      </w:r>
-      <w:proofErr w:type="gramStart"/>
-      <w:r>
-        <w:rPr>
-          <w:rFonts w:ascii="Times New Roman" w:hAnsi="Times New Roman"/>
-        </w:rPr>
-        <w:t>voice, and</w:t>
-      </w:r>
-      <w:proofErr w:type="gramEnd"/>
-      <w:r>
-        <w:rPr>
-          <w:rFonts w:ascii="Times New Roman" w:hAnsi="Times New Roman"/>
-        </w:rPr>
-        <w:t xml:space="preserve"> regarded this task </w:t>
+        <w:t xml:space="preserve">used the OEEC as an interface to make all beneficiaries speak with one voice, and regarded this task </w:t>
       </w:r>
       <w:r>
         <w:rPr>
@@ -2038,14 +2002,14 @@
         <w:rPr>
           <w:rFonts w:ascii="Times New Roman" w:hAnsi="Times New Roman"/>
         </w:rPr>
-        <w:t xml:space="preserve"> him to do so (ARM 4/12/3, </w:t>
-      </w:r>
-      <w:proofErr w:type="spellStart"/>
-      <w:r>
-        <w:rPr>
-          <w:rFonts w:ascii="Times New Roman" w:hAnsi="Times New Roman"/>
-        </w:rPr>
-        <w:t>Compte-rendu</w:t>
+        <w:t xml:space="preserve"> him to do so (ARM 4/12/3, Compte-</w:t>
+      </w:r>
+      <w:proofErr w:type="spellStart"/>
+      <w:r>
+        <w:rPr>
+          <w:rFonts w:ascii="Times New Roman" w:hAnsi="Times New Roman"/>
+        </w:rPr>
+        <w:t>rendu</w:t>
       </w:r>
       <w:proofErr w:type="spellEnd"/>
       <w:r>
@@ -2205,7 +2169,14 @@
         <w:rPr>
           <w:rFonts w:ascii="Times New Roman" w:hAnsi="Times New Roman"/>
         </w:rPr>
-        <w:t xml:space="preserve"> missions was to help standardize national income data and enhance the statistical production of all member states, because such data was necessary for implementing the ERP. </w:t>
+        <w:t xml:space="preserve"> missions was to help standardize national income data and enhance the statistical production of all member states, because such </w:t>
+      </w:r>
+      <w:r>
+        <w:rPr>
+          <w:rFonts w:ascii="Times New Roman" w:hAnsi="Times New Roman"/>
+        </w:rPr>
+        <w:lastRenderedPageBreak/>
+        <w:t xml:space="preserve">data was necessary for implementing the ERP. </w:t>
       </w:r>
       <w:proofErr w:type="spellStart"/>
       <w:r>
@@ -2219,14 +2190,7 @@
         <w:rPr>
           <w:rFonts w:ascii="Times New Roman" w:hAnsi="Times New Roman"/>
         </w:rPr>
-        <w:t xml:space="preserve"> also needed to solve financial problems, notably the ‘dollar gap’ or lack of US dollars in the European economy, which had resulted in large balance of payment problems. The OEEC experts tried to solve these problems </w:t>
-      </w:r>
-      <w:r>
-        <w:rPr>
-          <w:rFonts w:ascii="Times New Roman" w:hAnsi="Times New Roman"/>
-        </w:rPr>
-        <w:lastRenderedPageBreak/>
-        <w:t>by considering the OEEC as a whole and by collectivizing the member states’ balances of payments. This was the basic idea of the European Payment Union (EPU). Long negotiations resulted in an international treaty, signed in September 1950, which created the EPU for two years. By origin this was a US initiative aimed to free the US from the costs of intra-European trade, but the EPU</w:t>
+        <w:t xml:space="preserve"> also needed to solve financial problems, notably the ‘dollar gap’ or lack of US dollars in the European economy, which had resulted in large balance of payment problems. The OEEC experts tried to solve these problems by considering the OEEC as a whole and by collectivizing the member states’ balances of payments. This was the basic idea of the European Payment Union (EPU). Long negotiations resulted in an international treaty, signed in September 1950, which created the EPU for two years. By origin this was a US initiative aimed to free the US from the costs of intra-European trade, but the EPU</w:t>
       </w:r>
       <w:r>
         <w:rPr>
@@ -2333,12 +2297,14 @@
         </w:rPr>
         <w:t xml:space="preserve"> study productivity improvement measures </w:t>
       </w:r>
+      <w:proofErr w:type="gramStart"/>
       <w:r>
         <w:rPr>
           <w:rFonts w:ascii="Times New Roman" w:hAnsi="Times New Roman"/>
         </w:rPr>
         <w:t>in order to</w:t>
       </w:r>
+      <w:proofErr w:type="gramEnd"/>
       <w:r>
         <w:rPr>
           <w:rFonts w:ascii="Times New Roman" w:hAnsi="Times New Roman"/>
@@ -2722,7 +2688,14 @@
         <w:rPr>
           <w:rFonts w:ascii="Times New Roman" w:hAnsi="Times New Roman"/>
         </w:rPr>
-        <w:t>, who had been active in the OEEC’s first period when the organization was devoted to the reconstruction of Europe, saw his commitment weakened after the end of the Marshall Plan. In his memoirs he (1986: 246-247) wrote that he already thought about leaving the organization between 1952 and 1953. He went t</w:t>
+        <w:t xml:space="preserve">, who had been active in the OEEC’s first period when the organization was devoted to the reconstruction of Europe, saw his commitment weakened after </w:t>
+      </w:r>
+      <w:r>
+        <w:rPr>
+          <w:rFonts w:ascii="Times New Roman" w:hAnsi="Times New Roman"/>
+        </w:rPr>
+        <w:lastRenderedPageBreak/>
+        <w:t>the end of the Marshall Plan. In his memoirs he (1986: 246-247) wrote that he already thought about leaving the organization between 1952 and 1953. He went t</w:t>
       </w:r>
       <w:r>
         <w:rPr>
@@ -2746,14 +2719,7 @@
         <w:rPr>
           <w:rFonts w:ascii="Times New Roman" w:hAnsi="Times New Roman"/>
         </w:rPr>
-        <w:t xml:space="preserve"> stuck because of the </w:t>
-      </w:r>
-      <w:r>
-        <w:rPr>
-          <w:rFonts w:ascii="Times New Roman" w:hAnsi="Times New Roman"/>
-        </w:rPr>
-        <w:lastRenderedPageBreak/>
-        <w:t>resistance of OEEC member states against the customs union project, aimed to stimulate intra-European trade by removing tariffs barriers, for which he was campaigning. It took him two years to free himself from his obligations toward the organization and</w:t>
+        <w:t xml:space="preserve"> stuck because of the resistance of OEEC member states against the customs union project, aimed to stimulate intra-European trade by removing tariffs barriers, for which he was campaigning. It took him two years to free himself from his obligations toward the organization and</w:t>
       </w:r>
       <w:r>
         <w:rPr>
@@ -2971,35 +2937,84 @@
         <w:rPr>
           <w:rFonts w:ascii="Times New Roman" w:hAnsi="Times New Roman"/>
         </w:rPr>
-        <w:t xml:space="preserve"> left the French civil service for the newly created Commission of the European Economic Community (EEC), led by Walter </w:t>
-      </w:r>
-      <w:proofErr w:type="spellStart"/>
-      <w:r>
-        <w:rPr>
-          <w:rFonts w:ascii="Times New Roman" w:hAnsi="Times New Roman"/>
-        </w:rPr>
-        <w:t>Hallstein</w:t>
-      </w:r>
-      <w:proofErr w:type="spellEnd"/>
-      <w:r>
-        <w:rPr>
-          <w:rFonts w:ascii="Times New Roman" w:hAnsi="Times New Roman"/>
-        </w:rPr>
-        <w:t xml:space="preserve">. Recruited as one of the two French Commissioners, he became responsible for economics and finance and was Vice-President of the Commission. He resumed his collaboration with Monnet, who was still involved in European integration through his Action Committee for the United States of </w:t>
+        <w:t xml:space="preserve"> left the French civil service for the newly created Commission of the European Economic Community (EEC), led by Walter Hallstein. Recruited as one of the two French Commissioners, he became responsible for economics and finance and was Vice-President of the Commission. He resumed his collaboration with Monnet, who was still involved in European integration through his Action Committee for the United States of Europe, and tried to stimulate economic policy coordination within the EEC in a way that was not so different from what he had done at the OEEC. </w:t>
+      </w:r>
+      <w:proofErr w:type="spellStart"/>
+      <w:r>
+        <w:rPr>
+          <w:rFonts w:ascii="Times New Roman" w:hAnsi="Times New Roman"/>
+        </w:rPr>
+        <w:t>Marjolin</w:t>
+      </w:r>
+      <w:proofErr w:type="spellEnd"/>
+      <w:r>
+        <w:rPr>
+          <w:rFonts w:ascii="Times New Roman" w:hAnsi="Times New Roman"/>
+        </w:rPr>
+        <w:t xml:space="preserve"> aimed to develop planning at the European scale as a technical issue, which would allow </w:t>
+      </w:r>
+      <w:r>
+        <w:rPr>
+          <w:rFonts w:ascii="Times New Roman" w:hAnsi="Times New Roman"/>
+        </w:rPr>
+        <w:t xml:space="preserve">for </w:t>
+      </w:r>
+      <w:r>
+        <w:rPr>
+          <w:rFonts w:ascii="Times New Roman" w:hAnsi="Times New Roman"/>
+        </w:rPr>
+        <w:t xml:space="preserve">economic rationalization. </w:t>
       </w:r>
       <w:proofErr w:type="gramStart"/>
       <w:r>
         <w:rPr>
           <w:rFonts w:ascii="Times New Roman" w:hAnsi="Times New Roman"/>
         </w:rPr>
-        <w:t>Europe, and</w:t>
+        <w:t>In order to</w:t>
       </w:r>
       <w:proofErr w:type="gramEnd"/>
       <w:r>
         <w:rPr>
           <w:rFonts w:ascii="Times New Roman" w:hAnsi="Times New Roman"/>
         </w:rPr>
-        <w:t xml:space="preserve"> tried to stimulate economic policy coordination within the EEC in a way that was not so different from what he had done at the OEEC. </w:t>
+        <w:t xml:space="preserve"> create a network of European planning experts he strengthened the Commission’s expertise capacity by recruiting civil servants who were keen to support his ideas. In 1962 the</w:t>
+      </w:r>
+      <w:r>
+        <w:rPr>
+          <w:rFonts w:ascii="Times New Roman" w:hAnsi="Times New Roman"/>
+        </w:rPr>
+        <w:t xml:space="preserve"> Commission</w:t>
+      </w:r>
+      <w:r>
+        <w:rPr>
+          <w:rFonts w:ascii="Times New Roman" w:hAnsi="Times New Roman"/>
+        </w:rPr>
+        <w:t xml:space="preserve"> issued the report </w:t>
+      </w:r>
+      <w:r>
+        <w:rPr>
+          <w:rFonts w:ascii="Times New Roman" w:hAnsi="Times New Roman"/>
+          <w:i/>
+        </w:rPr>
+        <w:t>Economic Development Prospects in the EEC from 1960 to 1970</w:t>
+      </w:r>
+      <w:r>
+        <w:rPr>
+          <w:rFonts w:ascii="Times New Roman" w:hAnsi="Times New Roman"/>
+        </w:rPr>
+        <w:t xml:space="preserve">, which stressed the necessity </w:t>
+      </w:r>
+      <w:r>
+        <w:rPr>
+          <w:rFonts w:ascii="Times New Roman" w:hAnsi="Times New Roman"/>
+        </w:rPr>
+        <w:t>of bringing</w:t>
+      </w:r>
+      <w:r>
+        <w:rPr>
+          <w:rFonts w:ascii="Times New Roman" w:hAnsi="Times New Roman"/>
+        </w:rPr>
+        <w:t xml:space="preserve"> all national programmes and previsions together before they could be coordinated in a common vision. In 1963 </w:t>
       </w:r>
       <w:proofErr w:type="spellStart"/>
       <w:r>
@@ -3013,70 +3028,21 @@
         <w:rPr>
           <w:rFonts w:ascii="Times New Roman" w:hAnsi="Times New Roman"/>
         </w:rPr>
-        <w:t xml:space="preserve"> aimed to develop planning at the European scale as a technical issue, which would allow </w:t>
-      </w:r>
-      <w:r>
-        <w:rPr>
-          <w:rFonts w:ascii="Times New Roman" w:hAnsi="Times New Roman"/>
-        </w:rPr>
-        <w:t xml:space="preserve">for </w:t>
-      </w:r>
-      <w:r>
-        <w:rPr>
-          <w:rFonts w:ascii="Times New Roman" w:hAnsi="Times New Roman"/>
-        </w:rPr>
-        <w:t xml:space="preserve">economic rationalization. </w:t>
+        <w:t xml:space="preserve"> submitted his first proposal to the Council with a middle-term economic policy for the years 1964 and 1965. Eventually a middle-term economic policy committee was created </w:t>
       </w:r>
       <w:proofErr w:type="gramStart"/>
       <w:r>
         <w:rPr>
           <w:rFonts w:ascii="Times New Roman" w:hAnsi="Times New Roman"/>
         </w:rPr>
-        <w:t>In order to</w:t>
+        <w:t>in order to</w:t>
       </w:r>
       <w:proofErr w:type="gramEnd"/>
       <w:r>
         <w:rPr>
           <w:rFonts w:ascii="Times New Roman" w:hAnsi="Times New Roman"/>
         </w:rPr>
-        <w:t xml:space="preserve"> create a network of European planning experts he strengthened the Commission’s expertise capacity by recruiting civil servants who were keen to support his ideas. In 1962 the</w:t>
-      </w:r>
-      <w:r>
-        <w:rPr>
-          <w:rFonts w:ascii="Times New Roman" w:hAnsi="Times New Roman"/>
-        </w:rPr>
-        <w:t xml:space="preserve"> Commission</w:t>
-      </w:r>
-      <w:r>
-        <w:rPr>
-          <w:rFonts w:ascii="Times New Roman" w:hAnsi="Times New Roman"/>
-        </w:rPr>
-        <w:t xml:space="preserve"> issued the report </w:t>
-      </w:r>
-      <w:r>
-        <w:rPr>
-          <w:rFonts w:ascii="Times New Roman" w:hAnsi="Times New Roman"/>
-          <w:i/>
-        </w:rPr>
-        <w:t>Economic Development Prospects in the EEC from 1960 to 1970</w:t>
-      </w:r>
-      <w:r>
-        <w:rPr>
-          <w:rFonts w:ascii="Times New Roman" w:hAnsi="Times New Roman"/>
-        </w:rPr>
-        <w:t xml:space="preserve">, which stressed the necessity </w:t>
-      </w:r>
-      <w:r>
-        <w:rPr>
-          <w:rFonts w:ascii="Times New Roman" w:hAnsi="Times New Roman"/>
-        </w:rPr>
-        <w:t>of bringing</w:t>
-      </w:r>
-      <w:r>
-        <w:rPr>
-          <w:rFonts w:ascii="Times New Roman" w:hAnsi="Times New Roman"/>
-        </w:rPr>
-        <w:t xml:space="preserve"> all national programmes and previsions together before they could be coordinated in a common vision. In 1963 </w:t>
+        <w:t xml:space="preserve"> elaborate economic policy programmes for the EEC and the six member states. </w:t>
       </w:r>
       <w:proofErr w:type="spellStart"/>
       <w:r>
@@ -3090,13 +3056,27 @@
         <w:rPr>
           <w:rFonts w:ascii="Times New Roman" w:hAnsi="Times New Roman"/>
         </w:rPr>
-        <w:t xml:space="preserve"> submitted his first proposal to the Council with a middle-term economic policy for the years 1964 and 1965. Eventually a middle-term economic policy committee was created </w:t>
+        <w:t xml:space="preserve"> also wanted to stimulate trade between the member states. When strong economic growth occurred in the 1960s, the Commission believed that domestic demand needed to be managed, if </w:t>
       </w:r>
       <w:proofErr w:type="gramStart"/>
       <w:r>
         <w:rPr>
           <w:rFonts w:ascii="Times New Roman" w:hAnsi="Times New Roman"/>
         </w:rPr>
+        <w:t>necessary</w:t>
+      </w:r>
+      <w:proofErr w:type="gramEnd"/>
+      <w:r>
+        <w:rPr>
+          <w:rFonts w:ascii="Times New Roman" w:hAnsi="Times New Roman"/>
+        </w:rPr>
+        <w:t xml:space="preserve"> also by fiscal means, </w:t>
+      </w:r>
+      <w:proofErr w:type="gramStart"/>
+      <w:r>
+        <w:rPr>
+          <w:rFonts w:ascii="Times New Roman" w:hAnsi="Times New Roman"/>
+        </w:rPr>
         <w:t>in order to</w:t>
       </w:r>
       <w:proofErr w:type="gramEnd"/>
@@ -3104,7 +3084,47 @@
         <w:rPr>
           <w:rFonts w:ascii="Times New Roman" w:hAnsi="Times New Roman"/>
         </w:rPr>
-        <w:t xml:space="preserve"> elaborate economic policy programmes for the EEC and the six member states. </w:t>
+        <w:t xml:space="preserve"> keep inflation under control and eventually stabilize the exchange rates of the member states. Following from </w:t>
+      </w:r>
+      <w:proofErr w:type="spellStart"/>
+      <w:r>
+        <w:rPr>
+          <w:rFonts w:ascii="Times New Roman" w:hAnsi="Times New Roman"/>
+        </w:rPr>
+        <w:t>Marjolin’s</w:t>
+      </w:r>
+      <w:proofErr w:type="spellEnd"/>
+      <w:r>
+        <w:rPr>
+          <w:rFonts w:ascii="Times New Roman" w:hAnsi="Times New Roman"/>
+        </w:rPr>
+        <w:t xml:space="preserve"> involvement in industrial policies, the Commission’s first project aimed to create a large and homogeneous internal market for European companies </w:t>
+      </w:r>
+      <w:proofErr w:type="gramStart"/>
+      <w:r>
+        <w:rPr>
+          <w:rFonts w:ascii="Times New Roman" w:hAnsi="Times New Roman"/>
+        </w:rPr>
+        <w:t>in order to</w:t>
+      </w:r>
+      <w:proofErr w:type="gramEnd"/>
+      <w:r>
+        <w:rPr>
+          <w:rFonts w:ascii="Times New Roman" w:hAnsi="Times New Roman"/>
+        </w:rPr>
+        <w:t xml:space="preserve"> enable their growth</w:t>
+      </w:r>
+      <w:r>
+        <w:rPr>
+          <w:rFonts w:ascii="Times New Roman" w:hAnsi="Times New Roman"/>
+        </w:rPr>
+        <w:t xml:space="preserve"> where p</w:t>
+      </w:r>
+      <w:r>
+        <w:rPr>
+          <w:rFonts w:ascii="Times New Roman" w:hAnsi="Times New Roman"/>
+        </w:rPr>
+        <w:t xml:space="preserve">olicies should support agreement between companies to increase their competitiveness and capacity for research and development. </w:t>
       </w:r>
       <w:proofErr w:type="spellStart"/>
       <w:r>
@@ -3118,61 +3138,14 @@
         <w:rPr>
           <w:rFonts w:ascii="Times New Roman" w:hAnsi="Times New Roman"/>
         </w:rPr>
-        <w:t xml:space="preserve"> also wanted to stimulate trade between the member states. When strong economic growth occurred in the 1960s, the Commission believed that domestic demand needed to be managed, if </w:t>
-      </w:r>
-      <w:proofErr w:type="gramStart"/>
-      <w:r>
-        <w:rPr>
-          <w:rFonts w:ascii="Times New Roman" w:hAnsi="Times New Roman"/>
-        </w:rPr>
-        <w:t>necessary</w:t>
-      </w:r>
-      <w:proofErr w:type="gramEnd"/>
-      <w:r>
-        <w:rPr>
-          <w:rFonts w:ascii="Times New Roman" w:hAnsi="Times New Roman"/>
-        </w:rPr>
-        <w:t xml:space="preserve"> also by fiscal means, in order to keep inflation under control and eventually stabilize the exchange rates of the member states. Following from </w:t>
-      </w:r>
-      <w:proofErr w:type="spellStart"/>
-      <w:r>
-        <w:rPr>
-          <w:rFonts w:ascii="Times New Roman" w:hAnsi="Times New Roman"/>
-        </w:rPr>
-        <w:t>Marjolin’s</w:t>
-      </w:r>
-      <w:proofErr w:type="spellEnd"/>
-      <w:r>
-        <w:rPr>
-          <w:rFonts w:ascii="Times New Roman" w:hAnsi="Times New Roman"/>
-        </w:rPr>
-        <w:t xml:space="preserve"> involvement in industrial policies, the Commission’s first project aimed to create a large and homogeneous internal market for European companies </w:t>
-      </w:r>
-      <w:proofErr w:type="gramStart"/>
-      <w:r>
-        <w:rPr>
-          <w:rFonts w:ascii="Times New Roman" w:hAnsi="Times New Roman"/>
-        </w:rPr>
-        <w:t>in order to</w:t>
-      </w:r>
-      <w:proofErr w:type="gramEnd"/>
-      <w:r>
-        <w:rPr>
-          <w:rFonts w:ascii="Times New Roman" w:hAnsi="Times New Roman"/>
-        </w:rPr>
-        <w:t xml:space="preserve"> enable their growth</w:t>
-      </w:r>
-      <w:r>
-        <w:rPr>
-          <w:rFonts w:ascii="Times New Roman" w:hAnsi="Times New Roman"/>
-        </w:rPr>
-        <w:t xml:space="preserve"> where p</w:t>
-      </w:r>
-      <w:r>
-        <w:rPr>
-          <w:rFonts w:ascii="Times New Roman" w:hAnsi="Times New Roman"/>
-        </w:rPr>
-        <w:t xml:space="preserve">olicies should support agreement between companies to increase their competitiveness and capacity for research and development. </w:t>
+        <w:t xml:space="preserve"> took part in the elaboration of measures supposed to reach these goals, such as the suppression of non-tariffs barriers (for example, technical norms), the coordination </w:t>
+      </w:r>
+      <w:r>
+        <w:rPr>
+          <w:rFonts w:ascii="Times New Roman" w:hAnsi="Times New Roman"/>
+        </w:rPr>
+        <w:lastRenderedPageBreak/>
+        <w:t xml:space="preserve">of domestic policies and sectoral aid and harmonization in some sectors in crisis, such as the shipbuilding industry. In these matters </w:t>
       </w:r>
       <w:proofErr w:type="spellStart"/>
       <w:r>
@@ -3186,20 +3159,6 @@
         <w:rPr>
           <w:rFonts w:ascii="Times New Roman" w:hAnsi="Times New Roman"/>
         </w:rPr>
-        <w:t xml:space="preserve"> took part in the elaboration of measures supposed to reach these goals, such as the suppression of non-tariffs barriers (for example, technical norms), the coordination of domestic policies and sectoral aid and harmonization in some sectors in crisis, such as the shipbuilding industry. In these matters </w:t>
-      </w:r>
-      <w:proofErr w:type="spellStart"/>
-      <w:r>
-        <w:rPr>
-          <w:rFonts w:ascii="Times New Roman" w:hAnsi="Times New Roman"/>
-        </w:rPr>
-        <w:t>Marjolin</w:t>
-      </w:r>
-      <w:proofErr w:type="spellEnd"/>
-      <w:r>
-        <w:rPr>
-          <w:rFonts w:ascii="Times New Roman" w:hAnsi="Times New Roman"/>
-        </w:rPr>
         <w:t xml:space="preserve"> faced the opposition of the ordo-liberal tendency embodied by German Commissioner for competition, Hans von der </w:t>
       </w:r>
       <w:proofErr w:type="spellStart"/>
@@ -3214,14 +3173,7 @@
         <w:rPr>
           <w:rFonts w:ascii="Times New Roman" w:hAnsi="Times New Roman"/>
         </w:rPr>
-        <w:t xml:space="preserve">, who </w:t>
-      </w:r>
-      <w:r>
-        <w:rPr>
-          <w:rFonts w:ascii="Times New Roman" w:hAnsi="Times New Roman"/>
-        </w:rPr>
-        <w:lastRenderedPageBreak/>
-        <w:t xml:space="preserve">was in favour of a more competition-oriented policy, in which national governments had no functions other than securing and arbitrating the free exercise of the market. When </w:t>
+        <w:t xml:space="preserve">, who was in favour of a more competition-oriented policy, in which national governments had no functions other than securing and arbitrating the free exercise of the market. When </w:t>
       </w:r>
       <w:proofErr w:type="spellStart"/>
       <w:r>
@@ -3580,21 +3532,7 @@
         <w:rPr>
           <w:rFonts w:ascii="Times New Roman" w:hAnsi="Times New Roman"/>
         </w:rPr>
-        <w:t xml:space="preserve"> of 17 April 1986 stated: ‘Robert </w:t>
-      </w:r>
-      <w:proofErr w:type="spellStart"/>
-      <w:r>
-        <w:rPr>
-          <w:rFonts w:ascii="Times New Roman" w:hAnsi="Times New Roman"/>
-        </w:rPr>
-        <w:t>Marjolin</w:t>
-      </w:r>
-      <w:proofErr w:type="spellEnd"/>
-      <w:r>
-        <w:rPr>
-          <w:rFonts w:ascii="Times New Roman" w:hAnsi="Times New Roman"/>
-        </w:rPr>
-        <w:t xml:space="preserve"> ... embodied successively happiness, a kind of disillusion, grief, and maybe during the last years some serenity’. </w:t>
+        <w:t xml:space="preserve"> of 17 April 1986 stated: ‘Robert Marjolin ... embodied successively happiness, a kind of disillusion, grief, and maybe during the last years some serenity’. </w:t>
       </w:r>
       <w:r>
         <w:rPr>
@@ -4099,7 +4037,23 @@
           <w:rFonts w:ascii="Times New Roman" w:hAnsi="Times New Roman"/>
           <w:lang w:val="fr-CH"/>
         </w:rPr>
-        <w:t xml:space="preserve">at the Fondation Jean Monnet pour l’Europe in Lausanne, Switzerland: </w:t>
+        <w:t xml:space="preserve">at the Fondation Jean Monnet pour l’Europe in Lausanne, </w:t>
+      </w:r>
+      <w:proofErr w:type="gramStart"/>
+      <w:r>
+        <w:rPr>
+          <w:rFonts w:ascii="Times New Roman" w:hAnsi="Times New Roman"/>
+          <w:lang w:val="fr-CH"/>
+        </w:rPr>
+        <w:t>Switzerland:</w:t>
+      </w:r>
+      <w:proofErr w:type="gramEnd"/>
+      <w:r>
+        <w:rPr>
+          <w:rFonts w:ascii="Times New Roman" w:hAnsi="Times New Roman"/>
+          <w:lang w:val="fr-CH"/>
+        </w:rPr>
+        <w:t xml:space="preserve"> </w:t>
       </w:r>
       <w:hyperlink r:id="rId7" w:history="1">
         <w:r>
@@ -4117,13 +4071,29 @@
           <w:rFonts w:ascii="Times New Roman" w:hAnsi="Times New Roman"/>
           <w:lang w:val="fr-CH"/>
         </w:rPr>
-        <w:t>, in particular Dossier ARM 3: La Genèse de l’</w:t>
-      </w:r>
+        <w:t xml:space="preserve">, in particular Dossier ARM </w:t>
+      </w:r>
+      <w:proofErr w:type="gramStart"/>
       <w:r>
         <w:rPr>
           <w:rFonts w:ascii="Times New Roman" w:hAnsi="Times New Roman"/>
           <w:lang w:val="fr-CH"/>
         </w:rPr>
+        <w:t>3:</w:t>
+      </w:r>
+      <w:proofErr w:type="gramEnd"/>
+      <w:r>
+        <w:rPr>
+          <w:rFonts w:ascii="Times New Roman" w:hAnsi="Times New Roman"/>
+          <w:lang w:val="fr-CH"/>
+        </w:rPr>
+        <w:t xml:space="preserve"> La Genèse de l’</w:t>
+      </w:r>
+      <w:r>
+        <w:rPr>
+          <w:rFonts w:ascii="Times New Roman" w:hAnsi="Times New Roman"/>
+          <w:lang w:val="fr-CH"/>
+        </w:rPr>
         <w:t>OECE and</w:t>
       </w:r>
       <w:r>
@@ -4131,7 +4101,23 @@
           <w:rFonts w:ascii="Times New Roman" w:hAnsi="Times New Roman"/>
           <w:lang w:val="fr-CH"/>
         </w:rPr>
-        <w:t xml:space="preserve"> Dossier ARM 4: Travaux de l’OECE.</w:t>
+        <w:t xml:space="preserve"> Dossier ARM </w:t>
+      </w:r>
+      <w:proofErr w:type="gramStart"/>
+      <w:r>
+        <w:rPr>
+          <w:rFonts w:ascii="Times New Roman" w:hAnsi="Times New Roman"/>
+          <w:lang w:val="fr-CH"/>
+        </w:rPr>
+        <w:t>4:</w:t>
+      </w:r>
+      <w:proofErr w:type="gramEnd"/>
+      <w:r>
+        <w:rPr>
+          <w:rFonts w:ascii="Times New Roman" w:hAnsi="Times New Roman"/>
+          <w:lang w:val="fr-CH"/>
+        </w:rPr>
+        <w:t xml:space="preserve"> Travaux de l’OECE.</w:t>
       </w:r>
       <w:r>
         <w:rPr>
@@ -4311,7 +4297,7 @@
           <w:bCs/>
           <w:lang w:val="fr-FR"/>
         </w:rPr>
-        <w:t xml:space="preserve">, 54/1395, </w:t>
+        <w:t xml:space="preserve">, 54/1395, November 1955, 877-878; ‘Prospects for the </w:t>
       </w:r>
       <w:proofErr w:type="spellStart"/>
       <w:r>
@@ -4320,7 +4306,7 @@
           <w:bCs/>
           <w:lang w:val="fr-FR"/>
         </w:rPr>
-        <w:t>November</w:t>
+        <w:t>European</w:t>
       </w:r>
       <w:proofErr w:type="spellEnd"/>
       <w:r>
@@ -4329,45 +4315,98 @@
           <w:bCs/>
           <w:lang w:val="fr-FR"/>
         </w:rPr>
-        <w:t xml:space="preserve"> 1955, 877-878; ‘Prospects for the </w:t>
-      </w:r>
-      <w:proofErr w:type="spellStart"/>
+        <w:t xml:space="preserve"> Common Market’ in </w:t>
+      </w:r>
+      <w:proofErr w:type="spellStart"/>
+      <w:r>
+        <w:rPr>
+          <w:rFonts w:ascii="Times New Roman" w:hAnsi="Times New Roman"/>
+          <w:bCs/>
+          <w:i/>
+          <w:lang w:val="fr-FR"/>
+        </w:rPr>
+        <w:t>Foreign</w:t>
+      </w:r>
+      <w:proofErr w:type="spellEnd"/>
+      <w:r>
+        <w:rPr>
+          <w:rFonts w:ascii="Times New Roman" w:hAnsi="Times New Roman"/>
+          <w:bCs/>
+          <w:i/>
+          <w:lang w:val="fr-FR"/>
+        </w:rPr>
+        <w:t xml:space="preserve"> </w:t>
+      </w:r>
+      <w:proofErr w:type="spellStart"/>
+      <w:r>
+        <w:rPr>
+          <w:rFonts w:ascii="Times New Roman" w:hAnsi="Times New Roman"/>
+          <w:bCs/>
+          <w:i/>
+          <w:lang w:val="fr-FR"/>
+        </w:rPr>
+        <w:t>Affairs</w:t>
+      </w:r>
+      <w:proofErr w:type="spellEnd"/>
       <w:r>
         <w:rPr>
           <w:rFonts w:ascii="Times New Roman" w:hAnsi="Times New Roman"/>
           <w:bCs/>
           <w:lang w:val="fr-FR"/>
         </w:rPr>
-        <w:t>European</w:t>
-      </w:r>
-      <w:proofErr w:type="spellEnd"/>
+        <w:t xml:space="preserve">, 36/1, 1957, 131-142; ‘Coopération intergouvernementale et autorités supranationales’ in </w:t>
+      </w:r>
+      <w:r>
+        <w:rPr>
+          <w:rFonts w:ascii="Times New Roman" w:hAnsi="Times New Roman"/>
+          <w:bCs/>
+          <w:i/>
+          <w:lang w:val="fr-FR"/>
+        </w:rPr>
+        <w:t>Revue économique</w:t>
+      </w:r>
       <w:r>
         <w:rPr>
           <w:rFonts w:ascii="Times New Roman" w:hAnsi="Times New Roman"/>
           <w:bCs/>
           <w:lang w:val="fr-FR"/>
         </w:rPr>
-        <w:t xml:space="preserve"> Common </w:t>
-      </w:r>
-      <w:proofErr w:type="spellStart"/>
+        <w:t xml:space="preserve">, 9/2, March 1958, 267-277; </w:t>
+      </w:r>
+      <w:r>
+        <w:rPr>
+          <w:rFonts w:ascii="Times New Roman" w:hAnsi="Times New Roman"/>
+          <w:bCs/>
+          <w:i/>
+          <w:lang w:val="fr-FR"/>
+        </w:rPr>
+        <w:t>Les problèmes économiques du Marché Commun en 1964</w:t>
+      </w:r>
       <w:r>
         <w:rPr>
           <w:rFonts w:ascii="Times New Roman" w:hAnsi="Times New Roman"/>
           <w:bCs/>
           <w:lang w:val="fr-FR"/>
         </w:rPr>
-        <w:t>Market</w:t>
-      </w:r>
-      <w:proofErr w:type="spellEnd"/>
+        <w:t xml:space="preserve">, Paris 1964; </w:t>
+      </w:r>
+      <w:r>
+        <w:rPr>
+          <w:rFonts w:ascii="Times New Roman" w:hAnsi="Times New Roman"/>
+          <w:bCs/>
+          <w:i/>
+          <w:lang w:val="fr-FR"/>
+        </w:rPr>
+        <w:t>La croissance économique en Europe et aux États-Unis</w:t>
+      </w:r>
       <w:r>
         <w:rPr>
           <w:rFonts w:ascii="Times New Roman" w:hAnsi="Times New Roman"/>
           <w:bCs/>
           <w:lang w:val="fr-FR"/>
         </w:rPr>
-        <w:t xml:space="preserve">’ in </w:t>
-      </w:r>
-      <w:proofErr w:type="spellStart"/>
+        <w:t xml:space="preserve">, Paris 1971; </w:t>
+      </w:r>
       <w:r>
         <w:rPr>
           <w:rFonts w:ascii="Times New Roman" w:hAnsi="Times New Roman"/>
@@ -4375,36 +4414,15 @@
           <w:i/>
           <w:lang w:val="fr-FR"/>
         </w:rPr>
-        <w:t>Foreign</w:t>
-      </w:r>
-      <w:proofErr w:type="spellEnd"/>
-      <w:r>
-        <w:rPr>
-          <w:rFonts w:ascii="Times New Roman" w:hAnsi="Times New Roman"/>
-          <w:bCs/>
-          <w:i/>
-          <w:lang w:val="fr-FR"/>
-        </w:rPr>
-        <w:t xml:space="preserve"> </w:t>
-      </w:r>
-      <w:proofErr w:type="spellStart"/>
-      <w:r>
-        <w:rPr>
-          <w:rFonts w:ascii="Times New Roman" w:hAnsi="Times New Roman"/>
-          <w:bCs/>
-          <w:i/>
-          <w:lang w:val="fr-FR"/>
-        </w:rPr>
-        <w:t>Affairs</w:t>
-      </w:r>
-      <w:proofErr w:type="spellEnd"/>
+        <w:t>Investissement publics et calcul économique</w:t>
+      </w:r>
       <w:r>
         <w:rPr>
           <w:rFonts w:ascii="Times New Roman" w:hAnsi="Times New Roman"/>
           <w:bCs/>
           <w:lang w:val="fr-FR"/>
         </w:rPr>
-        <w:t xml:space="preserve">, 36/1, 1957, 131-142; ‘Coopération intergouvernementale et autorités supranationales’ in </w:t>
+        <w:t xml:space="preserve">, Paris 1973; </w:t>
       </w:r>
       <w:r>
         <w:rPr>
@@ -4413,7 +4431,7 @@
           <w:i/>
           <w:lang w:val="fr-FR"/>
         </w:rPr>
-        <w:t>Revue économique</w:t>
+        <w:t>Rapport de la Commission Relations économiques et financières avec l’extérieur</w:t>
       </w:r>
       <w:r>
         <w:rPr>
@@ -4421,7 +4439,7 @@
           <w:bCs/>
           <w:lang w:val="fr-FR"/>
         </w:rPr>
-        <w:t xml:space="preserve">, 9/2, March 1958, 267-277; </w:t>
+        <w:t xml:space="preserve">, Paris 1975; </w:t>
       </w:r>
       <w:r>
         <w:rPr>
@@ -4430,7 +4448,27 @@
           <w:i/>
           <w:lang w:val="fr-FR"/>
         </w:rPr>
-        <w:t>Les problèmes économiques du Marché Commun en 1964</w:t>
+        <w:t xml:space="preserve">Report on </w:t>
+      </w:r>
+      <w:proofErr w:type="spellStart"/>
+      <w:r>
+        <w:rPr>
+          <w:rFonts w:ascii="Times New Roman" w:hAnsi="Times New Roman"/>
+          <w:bCs/>
+          <w:i/>
+          <w:lang w:val="fr-FR"/>
+        </w:rPr>
+        <w:t>European</w:t>
+      </w:r>
+      <w:proofErr w:type="spellEnd"/>
+      <w:r>
+        <w:rPr>
+          <w:rFonts w:ascii="Times New Roman" w:hAnsi="Times New Roman"/>
+          <w:bCs/>
+          <w:i/>
+          <w:lang w:val="fr-FR"/>
+        </w:rPr>
+        <w:t xml:space="preserve"> Institutions</w:t>
       </w:r>
       <w:r>
         <w:rPr>
@@ -4438,41 +4476,25 @@
           <w:bCs/>
           <w:lang w:val="fr-FR"/>
         </w:rPr>
-        <w:t xml:space="preserve">, Paris 1964; </w:t>
-      </w:r>
-      <w:r>
-        <w:rPr>
-          <w:rFonts w:ascii="Times New Roman" w:hAnsi="Times New Roman"/>
-          <w:bCs/>
-          <w:i/>
-          <w:lang w:val="fr-FR"/>
-        </w:rPr>
-        <w:t>La croissance économique en Europe et aux États-Unis</w:t>
-      </w:r>
+        <w:t>, Luxembourg 1979 (</w:t>
+      </w:r>
+      <w:proofErr w:type="spellStart"/>
       <w:r>
         <w:rPr>
           <w:rFonts w:ascii="Times New Roman" w:hAnsi="Times New Roman"/>
           <w:bCs/>
           <w:lang w:val="fr-FR"/>
         </w:rPr>
-        <w:t xml:space="preserve">, Paris 1971; </w:t>
-      </w:r>
-      <w:r>
-        <w:rPr>
-          <w:rFonts w:ascii="Times New Roman" w:hAnsi="Times New Roman"/>
-          <w:bCs/>
-          <w:i/>
-          <w:lang w:val="fr-FR"/>
-        </w:rPr>
-        <w:t>Investissement publics et calcul économique</w:t>
-      </w:r>
+        <w:t>with</w:t>
+      </w:r>
+      <w:proofErr w:type="spellEnd"/>
       <w:r>
         <w:rPr>
           <w:rFonts w:ascii="Times New Roman" w:hAnsi="Times New Roman"/>
           <w:bCs/>
           <w:lang w:val="fr-FR"/>
         </w:rPr>
-        <w:t xml:space="preserve">, Paris 1973; </w:t>
+        <w:t xml:space="preserve"> B. Biesheuvel and E. Dell); </w:t>
       </w:r>
       <w:r>
         <w:rPr>
@@ -4481,7 +4503,47 @@
           <w:i/>
           <w:lang w:val="fr-FR"/>
         </w:rPr>
-        <w:t>Rapport de la Commission Relations économiques et financières avec l’extérieur</w:t>
+        <w:t xml:space="preserve">Europe in </w:t>
+      </w:r>
+      <w:proofErr w:type="spellStart"/>
+      <w:r>
+        <w:rPr>
+          <w:rFonts w:ascii="Times New Roman" w:hAnsi="Times New Roman"/>
+          <w:bCs/>
+          <w:i/>
+          <w:lang w:val="fr-FR"/>
+        </w:rPr>
+        <w:t>Search</w:t>
+      </w:r>
+      <w:proofErr w:type="spellEnd"/>
+      <w:r>
+        <w:rPr>
+          <w:rFonts w:ascii="Times New Roman" w:hAnsi="Times New Roman"/>
+          <w:bCs/>
+          <w:i/>
+          <w:lang w:val="fr-FR"/>
+        </w:rPr>
+        <w:t xml:space="preserve"> of </w:t>
+      </w:r>
+      <w:proofErr w:type="spellStart"/>
+      <w:r>
+        <w:rPr>
+          <w:rFonts w:ascii="Times New Roman" w:hAnsi="Times New Roman"/>
+          <w:bCs/>
+          <w:i/>
+          <w:lang w:val="fr-FR"/>
+        </w:rPr>
+        <w:t>Its</w:t>
+      </w:r>
+      <w:proofErr w:type="spellEnd"/>
+      <w:r>
+        <w:rPr>
+          <w:rFonts w:ascii="Times New Roman" w:hAnsi="Times New Roman"/>
+          <w:bCs/>
+          <w:i/>
+          <w:lang w:val="fr-FR"/>
+        </w:rPr>
+        <w:t xml:space="preserve"> Identity</w:t>
       </w:r>
       <w:r>
         <w:rPr>
@@ -4489,7 +4551,7 @@
           <w:bCs/>
           <w:lang w:val="fr-FR"/>
         </w:rPr>
-        <w:t xml:space="preserve">, Paris 1975; </w:t>
+        <w:t xml:space="preserve">, New York 1981; </w:t>
       </w:r>
       <w:r>
         <w:rPr>
@@ -4498,27 +4560,7 @@
           <w:i/>
           <w:lang w:val="fr-FR"/>
         </w:rPr>
-        <w:t xml:space="preserve">Report on </w:t>
-      </w:r>
-      <w:proofErr w:type="spellStart"/>
-      <w:r>
-        <w:rPr>
-          <w:rFonts w:ascii="Times New Roman" w:hAnsi="Times New Roman"/>
-          <w:bCs/>
-          <w:i/>
-          <w:lang w:val="fr-FR"/>
-        </w:rPr>
-        <w:t>European</w:t>
-      </w:r>
-      <w:proofErr w:type="spellEnd"/>
-      <w:r>
-        <w:rPr>
-          <w:rFonts w:ascii="Times New Roman" w:hAnsi="Times New Roman"/>
-          <w:bCs/>
-          <w:i/>
-          <w:lang w:val="fr-FR"/>
-        </w:rPr>
-        <w:t xml:space="preserve"> Institutions</w:t>
+        <w:t>Le travail d’une vie: Mémoires 1911-1986</w:t>
       </w:r>
       <w:r>
         <w:rPr>
@@ -4526,174 +4568,44 @@
           <w:bCs/>
           <w:lang w:val="fr-FR"/>
         </w:rPr>
-        <w:t>, Luxembourg 1979 (</w:t>
-      </w:r>
-      <w:proofErr w:type="spellStart"/>
+        <w:t xml:space="preserve">, Paris 1986, </w:t>
+      </w:r>
       <w:r>
         <w:rPr>
           <w:rFonts w:ascii="Times New Roman" w:hAnsi="Times New Roman"/>
           <w:bCs/>
           <w:lang w:val="fr-FR"/>
         </w:rPr>
-        <w:t>with</w:t>
-      </w:r>
-      <w:proofErr w:type="spellEnd"/>
+        <w:t xml:space="preserve">in English: </w:t>
+      </w:r>
       <w:r>
         <w:rPr>
           <w:rFonts w:ascii="Times New Roman" w:hAnsi="Times New Roman"/>
           <w:bCs/>
+          <w:i/>
           <w:lang w:val="fr-FR"/>
         </w:rPr>
-        <w:t xml:space="preserve"> B. </w:t>
+        <w:t xml:space="preserve">Architect of </w:t>
       </w:r>
       <w:proofErr w:type="spellStart"/>
       <w:r>
         <w:rPr>
           <w:rFonts w:ascii="Times New Roman" w:hAnsi="Times New Roman"/>
           <w:bCs/>
+          <w:i/>
           <w:lang w:val="fr-FR"/>
         </w:rPr>
-        <w:t>Biesheuvel</w:t>
+        <w:t>European</w:t>
       </w:r>
       <w:proofErr w:type="spellEnd"/>
       <w:r>
         <w:rPr>
           <w:rFonts w:ascii="Times New Roman" w:hAnsi="Times New Roman"/>
           <w:bCs/>
+          <w:i/>
           <w:lang w:val="fr-FR"/>
         </w:rPr>
-        <w:t xml:space="preserve"> and E. Dell); </w:t>
-      </w:r>
-      <w:r>
-        <w:rPr>
-          <w:rFonts w:ascii="Times New Roman" w:hAnsi="Times New Roman"/>
-          <w:bCs/>
-          <w:i/>
-          <w:lang w:val="fr-FR"/>
-        </w:rPr>
-        <w:t xml:space="preserve">Europe in </w:t>
-      </w:r>
-      <w:proofErr w:type="spellStart"/>
-      <w:r>
-        <w:rPr>
-          <w:rFonts w:ascii="Times New Roman" w:hAnsi="Times New Roman"/>
-          <w:bCs/>
-          <w:i/>
-          <w:lang w:val="fr-FR"/>
-        </w:rPr>
-        <w:t>Search</w:t>
-      </w:r>
-      <w:proofErr w:type="spellEnd"/>
-      <w:r>
-        <w:rPr>
-          <w:rFonts w:ascii="Times New Roman" w:hAnsi="Times New Roman"/>
-          <w:bCs/>
-          <w:i/>
-          <w:lang w:val="fr-FR"/>
-        </w:rPr>
-        <w:t xml:space="preserve"> of </w:t>
-      </w:r>
-      <w:proofErr w:type="spellStart"/>
-      <w:r>
-        <w:rPr>
-          <w:rFonts w:ascii="Times New Roman" w:hAnsi="Times New Roman"/>
-          <w:bCs/>
-          <w:i/>
-          <w:lang w:val="fr-FR"/>
-        </w:rPr>
-        <w:t>Its</w:t>
-      </w:r>
-      <w:proofErr w:type="spellEnd"/>
-      <w:r>
-        <w:rPr>
-          <w:rFonts w:ascii="Times New Roman" w:hAnsi="Times New Roman"/>
-          <w:bCs/>
-          <w:i/>
-          <w:lang w:val="fr-FR"/>
-        </w:rPr>
-        <w:t xml:space="preserve"> Identity</w:t>
-      </w:r>
-      <w:r>
-        <w:rPr>
-          <w:rFonts w:ascii="Times New Roman" w:hAnsi="Times New Roman"/>
-          <w:bCs/>
-          <w:lang w:val="fr-FR"/>
-        </w:rPr>
-        <w:t xml:space="preserve">, New York 1981; </w:t>
-      </w:r>
-      <w:r>
-        <w:rPr>
-          <w:rFonts w:ascii="Times New Roman" w:hAnsi="Times New Roman"/>
-          <w:bCs/>
-          <w:i/>
-          <w:lang w:val="fr-FR"/>
-        </w:rPr>
-        <w:t>Le travail d’une vie: Mémoires 1911-1986</w:t>
-      </w:r>
-      <w:r>
-        <w:rPr>
-          <w:rFonts w:ascii="Times New Roman" w:hAnsi="Times New Roman"/>
-          <w:bCs/>
-          <w:lang w:val="fr-FR"/>
-        </w:rPr>
-        <w:t xml:space="preserve">, Paris 1986, </w:t>
-      </w:r>
-      <w:r>
-        <w:rPr>
-          <w:rFonts w:ascii="Times New Roman" w:hAnsi="Times New Roman"/>
-          <w:bCs/>
-          <w:lang w:val="fr-FR"/>
-        </w:rPr>
-        <w:t xml:space="preserve">in English: </w:t>
-      </w:r>
-      <w:r>
-        <w:rPr>
-          <w:rFonts w:ascii="Times New Roman" w:hAnsi="Times New Roman"/>
-          <w:bCs/>
-          <w:i/>
-          <w:lang w:val="fr-FR"/>
-        </w:rPr>
-        <w:t xml:space="preserve">Architect of </w:t>
-      </w:r>
-      <w:proofErr w:type="spellStart"/>
-      <w:r>
-        <w:rPr>
-          <w:rFonts w:ascii="Times New Roman" w:hAnsi="Times New Roman"/>
-          <w:bCs/>
-          <w:i/>
-          <w:lang w:val="fr-FR"/>
-        </w:rPr>
-        <w:t>European</w:t>
-      </w:r>
-      <w:proofErr w:type="spellEnd"/>
-      <w:r>
-        <w:rPr>
-          <w:rFonts w:ascii="Times New Roman" w:hAnsi="Times New Roman"/>
-          <w:bCs/>
-          <w:i/>
-          <w:lang w:val="fr-FR"/>
-        </w:rPr>
-        <w:t xml:space="preserve"> </w:t>
-      </w:r>
-      <w:proofErr w:type="spellStart"/>
-      <w:r>
-        <w:rPr>
-          <w:rFonts w:ascii="Times New Roman" w:hAnsi="Times New Roman"/>
-          <w:bCs/>
-          <w:i/>
-          <w:lang w:val="fr-FR"/>
-        </w:rPr>
-        <w:t>Unity</w:t>
-      </w:r>
-      <w:proofErr w:type="spellEnd"/>
-      <w:r>
-        <w:rPr>
-          <w:rFonts w:ascii="Times New Roman" w:hAnsi="Times New Roman"/>
-          <w:bCs/>
-          <w:i/>
-          <w:lang w:val="fr-FR"/>
-        </w:rPr>
-        <w:t xml:space="preserve">: </w:t>
+        <w:t xml:space="preserve"> Unity: </w:t>
       </w:r>
       <w:proofErr w:type="spellStart"/>
       <w:r>
@@ -4794,17 +4706,8 @@
           <w:rFonts w:ascii="Times New Roman" w:hAnsi="Times New Roman"/>
           <w:i/>
         </w:rPr>
-        <w:t xml:space="preserve">Interview Robert </w:t>
-      </w:r>
-      <w:proofErr w:type="spellStart"/>
-      <w:r>
-        <w:rPr>
-          <w:rFonts w:ascii="Times New Roman" w:hAnsi="Times New Roman"/>
-          <w:i/>
-        </w:rPr>
-        <w:t>Marjolin</w:t>
-      </w:r>
-      <w:proofErr w:type="spellEnd"/>
+        <w:t>Interview Robert Marjolin</w:t>
+      </w:r>
       <w:r>
         <w:rPr>
           <w:rFonts w:ascii="Times New Roman" w:hAnsi="Times New Roman"/>
@@ -4844,29 +4747,20 @@
           <w:rFonts w:ascii="Times New Roman" w:hAnsi="Times New Roman"/>
           <w:i/>
         </w:rPr>
-        <w:t xml:space="preserve">Oral History Interviews with Robert </w:t>
-      </w:r>
-      <w:proofErr w:type="spellStart"/>
-      <w:r>
-        <w:rPr>
-          <w:rFonts w:ascii="Times New Roman" w:hAnsi="Times New Roman"/>
-          <w:i/>
-        </w:rPr>
-        <w:t>Marjolin</w:t>
-      </w:r>
-      <w:proofErr w:type="spellEnd"/>
-      <w:r>
-        <w:rPr>
-          <w:rFonts w:ascii="Times New Roman" w:hAnsi="Times New Roman"/>
-          <w:i/>
-        </w:rPr>
-        <w:t xml:space="preserve">, </w:t>
-      </w:r>
-      <w:r>
-        <w:rPr>
-          <w:rFonts w:ascii="Times New Roman" w:hAnsi="Times New Roman"/>
-        </w:rPr>
-        <w:t>30 May 1964 (by P.C. Brooks) and 2 July 1971 (by T.A. Wilson), at Harry S Truman Library &amp; Museum in Independence, Missouri,</w:t>
+        <w:t xml:space="preserve">Oral History Interviews with Robert Marjolin, </w:t>
+      </w:r>
+      <w:r>
+        <w:rPr>
+          <w:rFonts w:ascii="Times New Roman" w:hAnsi="Times New Roman"/>
+        </w:rPr>
+        <w:t xml:space="preserve">30 May 1964 </w:t>
+      </w:r>
+      <w:r>
+        <w:rPr>
+          <w:rFonts w:ascii="Times New Roman" w:hAnsi="Times New Roman"/>
+        </w:rPr>
+        <w:lastRenderedPageBreak/>
+        <w:t>(by P.C. Brooks) and 2 July 1971 (by T.A. Wilson), at Harry S Truman Library &amp; Museum in Independence, Missouri,</w:t>
       </w:r>
       <w:r>
         <w:rPr>
@@ -4900,14 +4794,60 @@
         <w:rPr>
           <w:rFonts w:ascii="Times New Roman" w:hAnsi="Times New Roman"/>
         </w:rPr>
-        <w:t xml:space="preserve">E.H. van der </w:t>
-      </w:r>
-      <w:proofErr w:type="spellStart"/>
-      <w:r>
-        <w:rPr>
-          <w:rFonts w:ascii="Times New Roman" w:hAnsi="Times New Roman"/>
-        </w:rPr>
-        <w:t>Beugel</w:t>
+        <w:t xml:space="preserve">E.H. van der Beugel, </w:t>
+      </w:r>
+      <w:r>
+        <w:rPr>
+          <w:rFonts w:ascii="Times New Roman" w:hAnsi="Times New Roman"/>
+          <w:i/>
+        </w:rPr>
+        <w:t>European Integration as a Concern of American Foreign Policy: From Marshall Aid to Atlantic Partnership</w:t>
+      </w:r>
+      <w:r>
+        <w:rPr>
+          <w:rFonts w:ascii="Times New Roman" w:hAnsi="Times New Roman"/>
+        </w:rPr>
+        <w:t xml:space="preserve">, Amsterdam 1966; </w:t>
+      </w:r>
+      <w:r>
+        <w:rPr>
+          <w:rFonts w:ascii="Times New Roman" w:hAnsi="Times New Roman"/>
+        </w:rPr>
+        <w:t>‘</w:t>
+      </w:r>
+      <w:proofErr w:type="spellStart"/>
+      <w:r>
+        <w:rPr>
+          <w:rFonts w:ascii="Times New Roman" w:hAnsi="Times New Roman"/>
+        </w:rPr>
+        <w:t>Marjolin</w:t>
+      </w:r>
+      <w:proofErr w:type="spellEnd"/>
+      <w:r>
+        <w:rPr>
+          <w:rFonts w:ascii="Times New Roman" w:hAnsi="Times New Roman"/>
+        </w:rPr>
+        <w:t xml:space="preserve">, Robert Ernest’ in </w:t>
+      </w:r>
+      <w:r>
+        <w:rPr>
+          <w:rFonts w:ascii="Times New Roman" w:hAnsi="Times New Roman"/>
+          <w:i/>
+        </w:rPr>
+        <w:t>Who’s Who in France</w:t>
+      </w:r>
+      <w:r>
+        <w:rPr>
+          <w:rFonts w:ascii="Times New Roman" w:hAnsi="Times New Roman"/>
+        </w:rPr>
+        <w:t xml:space="preserve">, Paris 1984-1985, 971; J. </w:t>
+      </w:r>
+      <w:proofErr w:type="spellStart"/>
+      <w:r>
+        <w:rPr>
+          <w:rFonts w:ascii="Times New Roman" w:hAnsi="Times New Roman"/>
+        </w:rPr>
+        <w:t>Maisonrouge</w:t>
       </w:r>
       <w:proofErr w:type="spellEnd"/>
       <w:r>
@@ -4921,61 +4861,143 @@
           <w:rFonts w:ascii="Times New Roman" w:hAnsi="Times New Roman"/>
           <w:i/>
         </w:rPr>
-        <w:t xml:space="preserve">European Integration as a Concern of American Foreign Policy: From Marshall Aid to Atlantic </w:t>
-      </w:r>
-      <w:r>
-        <w:rPr>
-          <w:rFonts w:ascii="Times New Roman" w:hAnsi="Times New Roman"/>
-          <w:i/>
-        </w:rPr>
-        <w:lastRenderedPageBreak/>
-        <w:t>Partnership</w:t>
-      </w:r>
-      <w:r>
-        <w:rPr>
-          <w:rFonts w:ascii="Times New Roman" w:hAnsi="Times New Roman"/>
-        </w:rPr>
-        <w:t xml:space="preserve">, Amsterdam 1966; </w:t>
-      </w:r>
-      <w:r>
-        <w:rPr>
-          <w:rFonts w:ascii="Times New Roman" w:hAnsi="Times New Roman"/>
-        </w:rPr>
-        <w:t>‘</w:t>
-      </w:r>
-      <w:proofErr w:type="spellStart"/>
-      <w:r>
-        <w:rPr>
-          <w:rFonts w:ascii="Times New Roman" w:hAnsi="Times New Roman"/>
-        </w:rPr>
-        <w:t>Marjolin</w:t>
-      </w:r>
-      <w:proofErr w:type="spellEnd"/>
-      <w:r>
-        <w:rPr>
-          <w:rFonts w:ascii="Times New Roman" w:hAnsi="Times New Roman"/>
-        </w:rPr>
-        <w:t xml:space="preserve">, Robert Ernest’ in </w:t>
-      </w:r>
-      <w:r>
-        <w:rPr>
-          <w:rFonts w:ascii="Times New Roman" w:hAnsi="Times New Roman"/>
-          <w:i/>
-        </w:rPr>
-        <w:t>Who’s Who in France</w:t>
-      </w:r>
-      <w:r>
-        <w:rPr>
-          <w:rFonts w:ascii="Times New Roman" w:hAnsi="Times New Roman"/>
-        </w:rPr>
-        <w:t xml:space="preserve">, Paris 1984-1985, 971; J. </w:t>
-      </w:r>
-      <w:proofErr w:type="spellStart"/>
-      <w:r>
-        <w:rPr>
-          <w:rFonts w:ascii="Times New Roman" w:hAnsi="Times New Roman"/>
-        </w:rPr>
-        <w:t>Maisonrouge</w:t>
+        <w:t>Manager International</w:t>
+      </w:r>
+      <w:r>
+        <w:rPr>
+          <w:rFonts w:ascii="Times New Roman" w:hAnsi="Times New Roman"/>
+        </w:rPr>
+        <w:t xml:space="preserve">, Paris 1985; </w:t>
+      </w:r>
+      <w:r>
+        <w:rPr>
+          <w:rFonts w:ascii="Times New Roman" w:hAnsi="Times New Roman"/>
+          <w:i/>
+        </w:rPr>
+        <w:t>Le Monde</w:t>
+      </w:r>
+      <w:r>
+        <w:rPr>
+          <w:rFonts w:ascii="Times New Roman" w:hAnsi="Times New Roman"/>
+        </w:rPr>
+        <w:t xml:space="preserve">, 17 April </w:t>
+      </w:r>
+      <w:r>
+        <w:rPr>
+          <w:rFonts w:ascii="Times New Roman" w:hAnsi="Times New Roman"/>
+        </w:rPr>
+        <w:t xml:space="preserve">1986; J. Calverley and R.R. O’Brien (Eds), </w:t>
+      </w:r>
+      <w:r>
+        <w:rPr>
+          <w:rFonts w:ascii="Times New Roman" w:hAnsi="Times New Roman"/>
+          <w:i/>
+        </w:rPr>
+        <w:t xml:space="preserve">Finance and the International Economy: The AMEX Bank Review Prize Essay. </w:t>
+      </w:r>
+      <w:r>
+        <w:rPr>
+          <w:rFonts w:ascii="Times New Roman" w:hAnsi="Times New Roman"/>
+          <w:i/>
+          <w:lang w:val="fr-CH"/>
+        </w:rPr>
+        <w:t>In Memory of Robert Marjolin</w:t>
+      </w:r>
+      <w:r>
+        <w:rPr>
+          <w:rFonts w:ascii="Times New Roman" w:hAnsi="Times New Roman"/>
+          <w:lang w:val="fr-CH"/>
+        </w:rPr>
+        <w:t>, Oxford 1987 (and later</w:t>
+      </w:r>
+      <w:proofErr w:type="gramStart"/>
+      <w:r>
+        <w:rPr>
+          <w:rFonts w:ascii="Times New Roman" w:hAnsi="Times New Roman"/>
+          <w:lang w:val="fr-CH"/>
+        </w:rPr>
+        <w:t>);</w:t>
+      </w:r>
+      <w:proofErr w:type="gramEnd"/>
+      <w:r>
+        <w:rPr>
+          <w:rFonts w:ascii="Times New Roman" w:hAnsi="Times New Roman"/>
+          <w:lang w:val="fr-CH"/>
+        </w:rPr>
+        <w:t xml:space="preserve"> </w:t>
+      </w:r>
+      <w:r>
+        <w:rPr>
+          <w:rFonts w:ascii="Times New Roman" w:hAnsi="Times New Roman"/>
+          <w:lang w:val="fr-CH"/>
+        </w:rPr>
+        <w:t xml:space="preserve">A.S. Milward, </w:t>
+      </w:r>
+      <w:r>
+        <w:rPr>
+          <w:rFonts w:ascii="Times New Roman" w:hAnsi="Times New Roman"/>
+          <w:i/>
+          <w:lang w:val="fr-CH"/>
+        </w:rPr>
+        <w:t>The Reconstruction of Western Europe</w:t>
+      </w:r>
+      <w:r>
+        <w:rPr>
+          <w:rFonts w:ascii="Times New Roman" w:hAnsi="Times New Roman"/>
+          <w:i/>
+          <w:lang w:val="fr-CH"/>
+        </w:rPr>
+        <w:t>, 1945-</w:t>
+      </w:r>
+      <w:r>
+        <w:rPr>
+          <w:rFonts w:ascii="Times New Roman" w:hAnsi="Times New Roman"/>
+          <w:i/>
+          <w:lang w:val="fr-CH"/>
+        </w:rPr>
+        <w:t>51</w:t>
+      </w:r>
+      <w:r>
+        <w:rPr>
+          <w:rFonts w:ascii="Times New Roman" w:hAnsi="Times New Roman"/>
+          <w:lang w:val="fr-CH"/>
+        </w:rPr>
+        <w:t xml:space="preserve">, London </w:t>
+      </w:r>
+      <w:proofErr w:type="gramStart"/>
+      <w:r>
+        <w:rPr>
+          <w:rFonts w:ascii="Times New Roman" w:hAnsi="Times New Roman"/>
+          <w:lang w:val="fr-CH"/>
+        </w:rPr>
+        <w:t>1987</w:t>
+      </w:r>
+      <w:r>
+        <w:rPr>
+          <w:rFonts w:ascii="Times New Roman" w:hAnsi="Times New Roman"/>
+          <w:lang w:val="fr-CH"/>
+        </w:rPr>
+        <w:t xml:space="preserve">;  </w:t>
+      </w:r>
+      <w:r>
+        <w:rPr>
+          <w:rFonts w:ascii="Times New Roman" w:hAnsi="Times New Roman"/>
+        </w:rPr>
+        <w:t>G.</w:t>
+      </w:r>
+      <w:proofErr w:type="gramEnd"/>
+      <w:r>
+        <w:rPr>
+          <w:rFonts w:ascii="Times New Roman" w:hAnsi="Times New Roman"/>
+        </w:rPr>
+        <w:t xml:space="preserve"> </w:t>
+      </w:r>
+      <w:proofErr w:type="spellStart"/>
+      <w:r>
+        <w:rPr>
+          <w:rFonts w:ascii="Times New Roman" w:hAnsi="Times New Roman"/>
+        </w:rPr>
+        <w:t>Defossé</w:t>
       </w:r>
       <w:proofErr w:type="spellEnd"/>
       <w:r>
@@ -4989,152 +5011,8 @@
           <w:rFonts w:ascii="Times New Roman" w:hAnsi="Times New Roman"/>
           <w:i/>
         </w:rPr>
-        <w:t>Manager International</w:t>
-      </w:r>
-      <w:r>
-        <w:rPr>
-          <w:rFonts w:ascii="Times New Roman" w:hAnsi="Times New Roman"/>
-        </w:rPr>
-        <w:t xml:space="preserve">, Paris 1985; </w:t>
-      </w:r>
-      <w:r>
-        <w:rPr>
-          <w:rFonts w:ascii="Times New Roman" w:hAnsi="Times New Roman"/>
-          <w:i/>
-        </w:rPr>
-        <w:t>Le Monde</w:t>
-      </w:r>
-      <w:r>
-        <w:rPr>
-          <w:rFonts w:ascii="Times New Roman" w:hAnsi="Times New Roman"/>
-        </w:rPr>
-        <w:t xml:space="preserve">, 17 April </w:t>
-      </w:r>
-      <w:r>
-        <w:rPr>
-          <w:rFonts w:ascii="Times New Roman" w:hAnsi="Times New Roman"/>
-        </w:rPr>
-        <w:t xml:space="preserve">1986; J. Calverley and R.R. O’Brien (Eds), </w:t>
-      </w:r>
-      <w:r>
-        <w:rPr>
-          <w:rFonts w:ascii="Times New Roman" w:hAnsi="Times New Roman"/>
-          <w:i/>
-        </w:rPr>
-        <w:t xml:space="preserve">Finance and the International Economy: The AMEX Bank Review Prize Essay. </w:t>
-      </w:r>
-      <w:r>
-        <w:rPr>
-          <w:rFonts w:ascii="Times New Roman" w:hAnsi="Times New Roman"/>
-          <w:i/>
-          <w:lang w:val="fr-CH"/>
-        </w:rPr>
-        <w:t>In Memory of Robert Marjolin</w:t>
-      </w:r>
-      <w:r>
-        <w:rPr>
-          <w:rFonts w:ascii="Times New Roman" w:hAnsi="Times New Roman"/>
-          <w:lang w:val="fr-CH"/>
-        </w:rPr>
-        <w:t>, Oxford 1987 (and later</w:t>
-      </w:r>
-      <w:proofErr w:type="gramStart"/>
-      <w:r>
-        <w:rPr>
-          <w:rFonts w:ascii="Times New Roman" w:hAnsi="Times New Roman"/>
-          <w:lang w:val="fr-CH"/>
-        </w:rPr>
-        <w:t>);</w:t>
-      </w:r>
-      <w:proofErr w:type="gramEnd"/>
-      <w:r>
-        <w:rPr>
-          <w:rFonts w:ascii="Times New Roman" w:hAnsi="Times New Roman"/>
-          <w:lang w:val="fr-CH"/>
-        </w:rPr>
-        <w:t xml:space="preserve"> </w:t>
-      </w:r>
-      <w:r>
-        <w:rPr>
-          <w:rFonts w:ascii="Times New Roman" w:hAnsi="Times New Roman"/>
-          <w:lang w:val="fr-CH"/>
-        </w:rPr>
-        <w:t xml:space="preserve">A.S. Milward, </w:t>
-      </w:r>
-      <w:r>
-        <w:rPr>
-          <w:rFonts w:ascii="Times New Roman" w:hAnsi="Times New Roman"/>
-          <w:i/>
-          <w:lang w:val="fr-CH"/>
-        </w:rPr>
-        <w:t>The Reconstruction of Western Europe</w:t>
-      </w:r>
-      <w:r>
-        <w:rPr>
-          <w:rFonts w:ascii="Times New Roman" w:hAnsi="Times New Roman"/>
-          <w:i/>
-          <w:lang w:val="fr-CH"/>
-        </w:rPr>
-        <w:t>, 1945-</w:t>
-      </w:r>
-      <w:r>
-        <w:rPr>
-          <w:rFonts w:ascii="Times New Roman" w:hAnsi="Times New Roman"/>
-          <w:i/>
-          <w:lang w:val="fr-CH"/>
-        </w:rPr>
-        <w:t>51</w:t>
-      </w:r>
-      <w:r>
-        <w:rPr>
-          <w:rFonts w:ascii="Times New Roman" w:hAnsi="Times New Roman"/>
-          <w:lang w:val="fr-CH"/>
-        </w:rPr>
-        <w:t>, London 1987</w:t>
-      </w:r>
-      <w:r>
-        <w:rPr>
-          <w:rFonts w:ascii="Times New Roman" w:hAnsi="Times New Roman"/>
-          <w:lang w:val="fr-CH"/>
-        </w:rPr>
-        <w:t xml:space="preserve">;  </w:t>
-      </w:r>
-      <w:r>
-        <w:rPr>
-          <w:rFonts w:ascii="Times New Roman" w:hAnsi="Times New Roman"/>
-        </w:rPr>
-        <w:t xml:space="preserve">G. </w:t>
-      </w:r>
-      <w:proofErr w:type="spellStart"/>
-      <w:r>
-        <w:rPr>
-          <w:rFonts w:ascii="Times New Roman" w:hAnsi="Times New Roman"/>
-        </w:rPr>
-        <w:t>Defossé</w:t>
-      </w:r>
-      <w:proofErr w:type="spellEnd"/>
-      <w:r>
-        <w:rPr>
-          <w:rFonts w:ascii="Times New Roman" w:hAnsi="Times New Roman"/>
-        </w:rPr>
-        <w:t xml:space="preserve">, </w:t>
-      </w:r>
-      <w:r>
-        <w:rPr>
-          <w:rFonts w:ascii="Times New Roman" w:hAnsi="Times New Roman"/>
-          <w:i/>
-        </w:rPr>
-        <w:t xml:space="preserve">Notice sur la vie et les travaux de Robert </w:t>
-      </w:r>
-      <w:proofErr w:type="spellStart"/>
-      <w:r>
-        <w:rPr>
-          <w:rFonts w:ascii="Times New Roman" w:hAnsi="Times New Roman"/>
-          <w:i/>
-        </w:rPr>
-        <w:t>Marjolin</w:t>
-      </w:r>
-      <w:proofErr w:type="spellEnd"/>
+        <w:t>Notice sur la vie et les travaux de Robert Marjolin</w:t>
+      </w:r>
       <w:r>
         <w:rPr>
           <w:rFonts w:ascii="Times New Roman" w:hAnsi="Times New Roman"/>
@@ -5399,40 +5277,29 @@
           <w:iCs/>
           <w:lang w:val="en-US" w:eastAsia="nl-NL"/>
         </w:rPr>
-        <w:t xml:space="preserve"> à Robert </w:t>
-      </w:r>
-      <w:proofErr w:type="spellStart"/>
-      <w:r>
-        <w:rPr>
-          <w:rFonts w:ascii="Times New Roman" w:hAnsi="Times New Roman"/>
-          <w:i/>
-          <w:iCs/>
+        <w:t xml:space="preserve"> à Robert Marjolin</w:t>
+      </w:r>
+      <w:r>
+        <w:rPr>
+          <w:rFonts w:ascii="Times New Roman" w:hAnsi="Times New Roman"/>
           <w:lang w:val="en-US" w:eastAsia="nl-NL"/>
         </w:rPr>
-        <w:t>Marjolin</w:t>
-      </w:r>
-      <w:proofErr w:type="spellEnd"/>
+        <w:t xml:space="preserve">, Paris 2004, Publications de </w:t>
+      </w:r>
+      <w:proofErr w:type="spellStart"/>
       <w:r>
         <w:rPr>
           <w:rFonts w:ascii="Times New Roman" w:hAnsi="Times New Roman"/>
           <w:lang w:val="en-US" w:eastAsia="nl-NL"/>
         </w:rPr>
-        <w:t xml:space="preserve">, Paris 2004, Publications de </w:t>
-      </w:r>
-      <w:proofErr w:type="spellStart"/>
+        <w:t>l’Institut</w:t>
+      </w:r>
+      <w:proofErr w:type="spellEnd"/>
       <w:r>
         <w:rPr>
           <w:rFonts w:ascii="Times New Roman" w:hAnsi="Times New Roman"/>
           <w:lang w:val="en-US" w:eastAsia="nl-NL"/>
         </w:rPr>
-        <w:t>l’Institut</w:t>
-      </w:r>
-      <w:proofErr w:type="spellEnd"/>
-      <w:r>
-        <w:rPr>
-          <w:rFonts w:ascii="Times New Roman" w:hAnsi="Times New Roman"/>
-          <w:lang w:val="en-US" w:eastAsia="nl-NL"/>
-        </w:rPr>
         <w:t xml:space="preserve"> de France, nr. 5;</w:t>
       </w:r>
       <w:r>
@@ -5523,19 +5390,11 @@
         </w:rPr>
         <w:t xml:space="preserve">, Paris 2011; Ch. </w:t>
       </w:r>
-      <w:proofErr w:type="spellStart"/>
-      <w:r>
-        <w:rPr>
-          <w:rFonts w:ascii="Times New Roman" w:hAnsi="Times New Roman"/>
-        </w:rPr>
-        <w:t>Boillaud</w:t>
-      </w:r>
-      <w:proofErr w:type="spellEnd"/>
-      <w:r>
-        <w:rPr>
-          <w:rFonts w:ascii="Times New Roman" w:hAnsi="Times New Roman"/>
-        </w:rPr>
-        <w:t xml:space="preserve">, ‘La </w:t>
+      <w:r>
+        <w:rPr>
+          <w:rFonts w:ascii="Times New Roman" w:hAnsi="Times New Roman"/>
+        </w:rPr>
+        <w:t xml:space="preserve">Boillaud, ‘La </w:t>
       </w:r>
       <w:proofErr w:type="spellStart"/>
       <w:r>
@@ -5650,25 +5509,7 @@
           <w:b/>
           <w:bCs/>
         </w:rPr>
-        <w:t xml:space="preserve">Alix </w:t>
-      </w:r>
-      <w:proofErr w:type="spellStart"/>
-      <w:r>
-        <w:rPr>
-          <w:rFonts w:ascii="Times New Roman" w:hAnsi="Times New Roman"/>
-          <w:b/>
-          <w:bCs/>
-        </w:rPr>
-        <w:t>Heiniger</w:t>
-      </w:r>
-      <w:proofErr w:type="spellEnd"/>
-      <w:r>
-        <w:rPr>
-          <w:rFonts w:ascii="Times New Roman" w:hAnsi="Times New Roman"/>
-          <w:b/>
-          <w:bCs/>
-        </w:rPr>
-        <w:t xml:space="preserve"> </w:t>
+        <w:t xml:space="preserve">Alix Heiniger </w:t>
       </w:r>
     </w:p>
     <w:p>
@@ -5759,21 +5600,7 @@
         <w:rPr>
           <w:rFonts w:ascii="Times New Roman" w:hAnsi="Times New Roman"/>
         </w:rPr>
-        <w:t xml:space="preserve">Alix </w:t>
-      </w:r>
-      <w:proofErr w:type="spellStart"/>
-      <w:r>
-        <w:rPr>
-          <w:rFonts w:ascii="Times New Roman" w:hAnsi="Times New Roman"/>
-        </w:rPr>
-        <w:t>Heiniger</w:t>
-      </w:r>
-      <w:proofErr w:type="spellEnd"/>
-      <w:r>
-        <w:rPr>
-          <w:rFonts w:ascii="Times New Roman" w:hAnsi="Times New Roman"/>
-        </w:rPr>
-        <w:t>, ‘</w:t>
+        <w:t>Alix Heiniger, ‘</w:t>
       </w:r>
       <w:proofErr w:type="spellStart"/>
       <w:r>
@@ -5853,7 +5680,7 @@
 </file>
 
 <file path=word/endnotes.xml><?xml version="1.0" encoding="utf-8"?>
-<w:endnotes xmlns:wpc="http://schemas.microsoft.com/office/word/2010/wordprocessingCanvas" xmlns:cx="http://schemas.microsoft.com/office/drawing/2014/chartex" xmlns:cx1="http://schemas.microsoft.com/office/drawing/2015/9/8/chartex" xmlns:cx2="http://schemas.microsoft.com/office/drawing/2015/10/21/chartex" xmlns:cx3="http://schemas.microsoft.com/office/drawing/2016/5/9/chartex" xmlns:cx4="http://schemas.microsoft.com/office/drawing/2016/5/10/chartex" xmlns:cx5="http://schemas.microsoft.com/office/drawing/2016/5/11/chartex" xmlns:cx6="http://schemas.microsoft.com/office/drawing/2016/5/12/chartex" xmlns:cx7="http://schemas.microsoft.com/office/drawing/2016/5/13/chartex" xmlns:cx8="http://schemas.microsoft.com/office/drawing/2016/5/14/chartex" xmlns:mc="http://schemas.openxmlformats.org/markup-compatibility/2006" xmlns:aink="http://schemas.microsoft.com/office/drawing/2016/ink" xmlns:am3d="http://schemas.microsoft.com/office/drawing/2017/model3d" xmlns:o="urn:schemas-microsoft-com:office:office" xmlns:oel="http://schemas.microsoft.com/office/2019/extlst" xmlns:r="http://schemas.openxmlformats.org/officeDocument/2006/relationships" xmlns:m="http://schemas.openxmlformats.org/officeDocument/2006/math" xmlns:v="urn:schemas-microsoft-com:vml" xmlns:wp14="http://schemas.microsoft.com/office/word/2010/wordprocessingDrawing" xmlns:wp="http://schemas.openxmlformats.org/drawingml/2006/wordprocessingDrawing" xmlns:w10="urn:schemas-microsoft-com:office:word" xmlns:w="http://schemas.openxmlformats.org/wordprocessingml/2006/main" xmlns:w14="http://schemas.microsoft.com/office/word/2010/wordml" xmlns:w15="http://schemas.microsoft.com/office/word/2012/wordml" xmlns:w16cex="http://schemas.microsoft.com/office/word/2018/wordml/cex" xmlns:w16cid="http://schemas.microsoft.com/office/word/2016/wordml/cid" xmlns:w16="http://schemas.microsoft.com/office/word/2018/wordml" xmlns:w16du="http://schemas.microsoft.com/office/word/2023/wordml/word16du" xmlns:w16sdtdh="http://schemas.microsoft.com/office/word/2020/wordml/sdtdatahash" xmlns:w16sdtfl="http://schemas.microsoft.com/office/word/2024/wordml/sdtformatlock" xmlns:w16se="http://schemas.microsoft.com/office/word/2015/wordml/symex" xmlns:wpg="http://schemas.microsoft.com/office/word/2010/wordprocessingGroup" xmlns:wpi="http://schemas.microsoft.com/office/word/2010/wordprocessingInk" xmlns:wne="http://schemas.microsoft.com/office/word/2006/wordml" xmlns:wps="http://schemas.microsoft.com/office/word/2010/wordprocessingShape" mc:Ignorable="w14 w15 w16se w16cid w16 w16cex w16sdtdh w16sdtfl w16du wp14">
+<w:endnotes xmlns:wpc="http://schemas.microsoft.com/office/word/2010/wordprocessingCanvas" xmlns:cx="http://schemas.microsoft.com/office/drawing/2014/chartex" xmlns:cx1="http://schemas.microsoft.com/office/drawing/2015/9/8/chartex" xmlns:cx2="http://schemas.microsoft.com/office/drawing/2015/10/21/chartex" xmlns:cx3="http://schemas.microsoft.com/office/drawing/2016/5/9/chartex" xmlns:cx4="http://schemas.microsoft.com/office/drawing/2016/5/10/chartex" xmlns:cx5="http://schemas.microsoft.com/office/drawing/2016/5/11/chartex" xmlns:cx6="http://schemas.microsoft.com/office/drawing/2016/5/12/chartex" xmlns:cx7="http://schemas.microsoft.com/office/drawing/2016/5/13/chartex" xmlns:cx8="http://schemas.microsoft.com/office/drawing/2016/5/14/chartex" xmlns:mc="http://schemas.openxmlformats.org/markup-compatibility/2006" xmlns:m="http://schemas.openxmlformats.org/officeDocument/2006/math" xmlns:aink="http://schemas.microsoft.com/office/drawing/2016/ink" xmlns:am3d="http://schemas.microsoft.com/office/drawing/2017/model3d" xmlns:oel="http://schemas.microsoft.com/office/2019/extlst" xmlns:r="http://schemas.openxmlformats.org/officeDocument/2006/relationships" xmlns:wp14="http://schemas.microsoft.com/office/word/2010/wordprocessingDrawing" xmlns:wp="http://schemas.openxmlformats.org/drawingml/2006/wordprocessingDrawing" xmlns:wpg="http://schemas.microsoft.com/office/word/2010/wordprocessingGroup" xmlns:wpi="http://schemas.microsoft.com/office/word/2010/wordprocessingInk" xmlns:wps="http://schemas.microsoft.com/office/word/2010/wordprocessingShape" xmlns:o="urn:schemas-microsoft-com:office:office" xmlns:v="urn:schemas-microsoft-com:vml" xmlns:w10="urn:schemas-microsoft-com:office:word" xmlns:w="http://schemas.openxmlformats.org/wordprocessingml/2006/main" xmlns:w14="http://schemas.microsoft.com/office/word/2010/wordml" xmlns:w15="http://schemas.microsoft.com/office/word/2012/wordml" xmlns:w16cei="http://schemas.microsoft.com/office/word/2026/wordml/cei" xmlns:w16cex="http://schemas.microsoft.com/office/word/2018/wordml/cex" xmlns:w16cid="http://schemas.microsoft.com/office/word/2016/wordml/cid" xmlns:w16="http://schemas.microsoft.com/office/word/2018/wordml" xmlns:w16sdtdh="http://schemas.microsoft.com/office/word/2020/wordml/sdtdatahash" xmlns:w16sdtfl="http://schemas.microsoft.com/office/word/2024/wordml/sdtformatlock" xmlns:w16se="http://schemas.microsoft.com/office/word/2015/wordml/symex" xmlns:w16du="http://schemas.microsoft.com/office/word/2023/wordml/word16du" xmlns:wne="http://schemas.microsoft.com/office/word/2006/wordml" mc:Ignorable="w14 w15 w16se w16cid w16 w16cex w16sdtdh w16sdtfl w16du wp14">
   <w:endnote w:type="separator" w:id="-1">
     <w:p>
       <w:r>
@@ -5872,7 +5699,7 @@
 </file>
 
 <file path=word/footer1.xml><?xml version="1.0" encoding="utf-8"?>
-<w:ftr xmlns:wpc="http://schemas.microsoft.com/office/word/2010/wordprocessingCanvas" xmlns:cx="http://schemas.microsoft.com/office/drawing/2014/chartex" xmlns:cx1="http://schemas.microsoft.com/office/drawing/2015/9/8/chartex" xmlns:cx2="http://schemas.microsoft.com/office/drawing/2015/10/21/chartex" xmlns:cx3="http://schemas.microsoft.com/office/drawing/2016/5/9/chartex" xmlns:cx4="http://schemas.microsoft.com/office/drawing/2016/5/10/chartex" xmlns:cx5="http://schemas.microsoft.com/office/drawing/2016/5/11/chartex" xmlns:cx6="http://schemas.microsoft.com/office/drawing/2016/5/12/chartex" xmlns:cx7="http://schemas.microsoft.com/office/drawing/2016/5/13/chartex" xmlns:cx8="http://schemas.microsoft.com/office/drawing/2016/5/14/chartex" xmlns:mc="http://schemas.openxmlformats.org/markup-compatibility/2006" xmlns:aink="http://schemas.microsoft.com/office/drawing/2016/ink" xmlns:am3d="http://schemas.microsoft.com/office/drawing/2017/model3d" xmlns:o="urn:schemas-microsoft-com:office:office" xmlns:oel="http://schemas.microsoft.com/office/2019/extlst" xmlns:r="http://schemas.openxmlformats.org/officeDocument/2006/relationships" xmlns:m="http://schemas.openxmlformats.org/officeDocument/2006/math" xmlns:v="urn:schemas-microsoft-com:vml" xmlns:wp14="http://schemas.microsoft.com/office/word/2010/wordprocessingDrawing" xmlns:wp="http://schemas.openxmlformats.org/drawingml/2006/wordprocessingDrawing" xmlns:w10="urn:schemas-microsoft-com:office:word" xmlns:w="http://schemas.openxmlformats.org/wordprocessingml/2006/main" xmlns:w14="http://schemas.microsoft.com/office/word/2010/wordml" xmlns:w15="http://schemas.microsoft.com/office/word/2012/wordml" xmlns:w16cex="http://schemas.microsoft.com/office/word/2018/wordml/cex" xmlns:w16cid="http://schemas.microsoft.com/office/word/2016/wordml/cid" xmlns:w16="http://schemas.microsoft.com/office/word/2018/wordml" xmlns:w16du="http://schemas.microsoft.com/office/word/2023/wordml/word16du" xmlns:w16sdtdh="http://schemas.microsoft.com/office/word/2020/wordml/sdtdatahash" xmlns:w16sdtfl="http://schemas.microsoft.com/office/word/2024/wordml/sdtformatlock" xmlns:w16se="http://schemas.microsoft.com/office/word/2015/wordml/symex" xmlns:wpg="http://schemas.microsoft.com/office/word/2010/wordprocessingGroup" xmlns:wpi="http://schemas.microsoft.com/office/word/2010/wordprocessingInk" xmlns:wne="http://schemas.microsoft.com/office/word/2006/wordml" xmlns:wps="http://schemas.microsoft.com/office/word/2010/wordprocessingShape" mc:Ignorable="w14 w15 w16se w16cid w16 w16cex w16sdtdh w16sdtfl w16du wp14">
+<w:ftr xmlns:wpc="http://schemas.microsoft.com/office/word/2010/wordprocessingCanvas" xmlns:cx="http://schemas.microsoft.com/office/drawing/2014/chartex" xmlns:cx1="http://schemas.microsoft.com/office/drawing/2015/9/8/chartex" xmlns:cx2="http://schemas.microsoft.com/office/drawing/2015/10/21/chartex" xmlns:cx3="http://schemas.microsoft.com/office/drawing/2016/5/9/chartex" xmlns:cx4="http://schemas.microsoft.com/office/drawing/2016/5/10/chartex" xmlns:cx5="http://schemas.microsoft.com/office/drawing/2016/5/11/chartex" xmlns:cx6="http://schemas.microsoft.com/office/drawing/2016/5/12/chartex" xmlns:cx7="http://schemas.microsoft.com/office/drawing/2016/5/13/chartex" xmlns:cx8="http://schemas.microsoft.com/office/drawing/2016/5/14/chartex" xmlns:mc="http://schemas.openxmlformats.org/markup-compatibility/2006" xmlns:m="http://schemas.openxmlformats.org/officeDocument/2006/math" xmlns:aink="http://schemas.microsoft.com/office/drawing/2016/ink" xmlns:am3d="http://schemas.microsoft.com/office/drawing/2017/model3d" xmlns:oel="http://schemas.microsoft.com/office/2019/extlst" xmlns:r="http://schemas.openxmlformats.org/officeDocument/2006/relationships" xmlns:wp14="http://schemas.microsoft.com/office/word/2010/wordprocessingDrawing" xmlns:wp="http://schemas.openxmlformats.org/drawingml/2006/wordprocessingDrawing" xmlns:wpg="http://schemas.microsoft.com/office/word/2010/wordprocessingGroup" xmlns:wpi="http://schemas.microsoft.com/office/word/2010/wordprocessingInk" xmlns:wps="http://schemas.microsoft.com/office/word/2010/wordprocessingShape" xmlns:o="urn:schemas-microsoft-com:office:office" xmlns:v="urn:schemas-microsoft-com:vml" xmlns:w10="urn:schemas-microsoft-com:office:word" xmlns:w="http://schemas.openxmlformats.org/wordprocessingml/2006/main" xmlns:w14="http://schemas.microsoft.com/office/word/2010/wordml" xmlns:w15="http://schemas.microsoft.com/office/word/2012/wordml" xmlns:w16cei="http://schemas.microsoft.com/office/word/2026/wordml/cei" xmlns:w16cex="http://schemas.microsoft.com/office/word/2018/wordml/cex" xmlns:w16cid="http://schemas.microsoft.com/office/word/2016/wordml/cid" xmlns:w16="http://schemas.microsoft.com/office/word/2018/wordml" xmlns:w16sdtdh="http://schemas.microsoft.com/office/word/2020/wordml/sdtdatahash" xmlns:w16sdtfl="http://schemas.microsoft.com/office/word/2024/wordml/sdtformatlock" xmlns:w16se="http://schemas.microsoft.com/office/word/2015/wordml/symex" xmlns:w16du="http://schemas.microsoft.com/office/word/2023/wordml/word16du" xmlns:wne="http://schemas.microsoft.com/office/word/2006/wordml" mc:Ignorable="w14 w15 w16se w16cid w16 w16cex w16sdtdh w16sdtfl w16du wp14">
   <w:p>
     <w:pPr>
       <w:pStyle w:val="Voettekst"/>
@@ -5924,7 +5751,7 @@
 </file>
 
 <file path=word/footnotes.xml><?xml version="1.0" encoding="utf-8"?>
-<w:footnotes xmlns:wpc="http://schemas.microsoft.com/office/word/2010/wordprocessingCanvas" xmlns:cx="http://schemas.microsoft.com/office/drawing/2014/chartex" xmlns:cx1="http://schemas.microsoft.com/office/drawing/2015/9/8/chartex" xmlns:cx2="http://schemas.microsoft.com/office/drawing/2015/10/21/chartex" xmlns:cx3="http://schemas.microsoft.com/office/drawing/2016/5/9/chartex" xmlns:cx4="http://schemas.microsoft.com/office/drawing/2016/5/10/chartex" xmlns:cx5="http://schemas.microsoft.com/office/drawing/2016/5/11/chartex" xmlns:cx6="http://schemas.microsoft.com/office/drawing/2016/5/12/chartex" xmlns:cx7="http://schemas.microsoft.com/office/drawing/2016/5/13/chartex" xmlns:cx8="http://schemas.microsoft.com/office/drawing/2016/5/14/chartex" xmlns:mc="http://schemas.openxmlformats.org/markup-compatibility/2006" xmlns:aink="http://schemas.microsoft.com/office/drawing/2016/ink" xmlns:am3d="http://schemas.microsoft.com/office/drawing/2017/model3d" xmlns:o="urn:schemas-microsoft-com:office:office" xmlns:oel="http://schemas.microsoft.com/office/2019/extlst" xmlns:r="http://schemas.openxmlformats.org/officeDocument/2006/relationships" xmlns:m="http://schemas.openxmlformats.org/officeDocument/2006/math" xmlns:v="urn:schemas-microsoft-com:vml" xmlns:wp14="http://schemas.microsoft.com/office/word/2010/wordprocessingDrawing" xmlns:wp="http://schemas.openxmlformats.org/drawingml/2006/wordprocessingDrawing" xmlns:w10="urn:schemas-microsoft-com:office:word" xmlns:w="http://schemas.openxmlformats.org/wordprocessingml/2006/main" xmlns:w14="http://schemas.microsoft.com/office/word/2010/wordml" xmlns:w15="http://schemas.microsoft.com/office/word/2012/wordml" xmlns:w16cex="http://schemas.microsoft.com/office/word/2018/wordml/cex" xmlns:w16cid="http://schemas.microsoft.com/office/word/2016/wordml/cid" xmlns:w16="http://schemas.microsoft.com/office/word/2018/wordml" xmlns:w16du="http://schemas.microsoft.com/office/word/2023/wordml/word16du" xmlns:w16sdtdh="http://schemas.microsoft.com/office/word/2020/wordml/sdtdatahash" xmlns:w16sdtfl="http://schemas.microsoft.com/office/word/2024/wordml/sdtformatlock" xmlns:w16se="http://schemas.microsoft.com/office/word/2015/wordml/symex" xmlns:wpg="http://schemas.microsoft.com/office/word/2010/wordprocessingGroup" xmlns:wpi="http://schemas.microsoft.com/office/word/2010/wordprocessingInk" xmlns:wne="http://schemas.microsoft.com/office/word/2006/wordml" xmlns:wps="http://schemas.microsoft.com/office/word/2010/wordprocessingShape" mc:Ignorable="w14 w15 w16se w16cid w16 w16cex w16sdtdh w16sdtfl w16du wp14">
+<w:footnotes xmlns:wpc="http://schemas.microsoft.com/office/word/2010/wordprocessingCanvas" xmlns:cx="http://schemas.microsoft.com/office/drawing/2014/chartex" xmlns:cx1="http://schemas.microsoft.com/office/drawing/2015/9/8/chartex" xmlns:cx2="http://schemas.microsoft.com/office/drawing/2015/10/21/chartex" xmlns:cx3="http://schemas.microsoft.com/office/drawing/2016/5/9/chartex" xmlns:cx4="http://schemas.microsoft.com/office/drawing/2016/5/10/chartex" xmlns:cx5="http://schemas.microsoft.com/office/drawing/2016/5/11/chartex" xmlns:cx6="http://schemas.microsoft.com/office/drawing/2016/5/12/chartex" xmlns:cx7="http://schemas.microsoft.com/office/drawing/2016/5/13/chartex" xmlns:cx8="http://schemas.microsoft.com/office/drawing/2016/5/14/chartex" xmlns:mc="http://schemas.openxmlformats.org/markup-compatibility/2006" xmlns:m="http://schemas.openxmlformats.org/officeDocument/2006/math" xmlns:aink="http://schemas.microsoft.com/office/drawing/2016/ink" xmlns:am3d="http://schemas.microsoft.com/office/drawing/2017/model3d" xmlns:oel="http://schemas.microsoft.com/office/2019/extlst" xmlns:r="http://schemas.openxmlformats.org/officeDocument/2006/relationships" xmlns:wp14="http://schemas.microsoft.com/office/word/2010/wordprocessingDrawing" xmlns:wp="http://schemas.openxmlformats.org/drawingml/2006/wordprocessingDrawing" xmlns:wpg="http://schemas.microsoft.com/office/word/2010/wordprocessingGroup" xmlns:wpi="http://schemas.microsoft.com/office/word/2010/wordprocessingInk" xmlns:wps="http://schemas.microsoft.com/office/word/2010/wordprocessingShape" xmlns:o="urn:schemas-microsoft-com:office:office" xmlns:v="urn:schemas-microsoft-com:vml" xmlns:w10="urn:schemas-microsoft-com:office:word" xmlns:w="http://schemas.openxmlformats.org/wordprocessingml/2006/main" xmlns:w14="http://schemas.microsoft.com/office/word/2010/wordml" xmlns:w15="http://schemas.microsoft.com/office/word/2012/wordml" xmlns:w16cei="http://schemas.microsoft.com/office/word/2026/wordml/cei" xmlns:w16cex="http://schemas.microsoft.com/office/word/2018/wordml/cex" xmlns:w16cid="http://schemas.microsoft.com/office/word/2016/wordml/cid" xmlns:w16="http://schemas.microsoft.com/office/word/2018/wordml" xmlns:w16sdtdh="http://schemas.microsoft.com/office/word/2020/wordml/sdtdatahash" xmlns:w16sdtfl="http://schemas.microsoft.com/office/word/2024/wordml/sdtformatlock" xmlns:w16se="http://schemas.microsoft.com/office/word/2015/wordml/symex" xmlns:w16du="http://schemas.microsoft.com/office/word/2023/wordml/word16du" xmlns:wne="http://schemas.microsoft.com/office/word/2006/wordml" mc:Ignorable="w14 w15 w16se w16cid w16 w16cex w16sdtdh w16sdtfl w16du wp14">
   <w:footnote w:type="separator" w:id="-1">
     <w:p>
       <w:r>
@@ -5943,7 +5770,7 @@
 </file>
 
 <file path=word/header1.xml><?xml version="1.0" encoding="utf-8"?>
-<w:hdr xmlns:wpc="http://schemas.microsoft.com/office/word/2010/wordprocessingCanvas" xmlns:cx="http://schemas.microsoft.com/office/drawing/2014/chartex" xmlns:cx1="http://schemas.microsoft.com/office/drawing/2015/9/8/chartex" xmlns:cx2="http://schemas.microsoft.com/office/drawing/2015/10/21/chartex" xmlns:cx3="http://schemas.microsoft.com/office/drawing/2016/5/9/chartex" xmlns:cx4="http://schemas.microsoft.com/office/drawing/2016/5/10/chartex" xmlns:cx5="http://schemas.microsoft.com/office/drawing/2016/5/11/chartex" xmlns:cx6="http://schemas.microsoft.com/office/drawing/2016/5/12/chartex" xmlns:cx7="http://schemas.microsoft.com/office/drawing/2016/5/13/chartex" xmlns:cx8="http://schemas.microsoft.com/office/drawing/2016/5/14/chartex" xmlns:mc="http://schemas.openxmlformats.org/markup-compatibility/2006" xmlns:aink="http://schemas.microsoft.com/office/drawing/2016/ink" xmlns:am3d="http://schemas.microsoft.com/office/drawing/2017/model3d" xmlns:o="urn:schemas-microsoft-com:office:office" xmlns:oel="http://schemas.microsoft.com/office/2019/extlst" xmlns:r="http://schemas.openxmlformats.org/officeDocument/2006/relationships" xmlns:m="http://schemas.openxmlformats.org/officeDocument/2006/math" xmlns:v="urn:schemas-microsoft-com:vml" xmlns:wp14="http://schemas.microsoft.com/office/word/2010/wordprocessingDrawing" xmlns:wp="http://schemas.openxmlformats.org/drawingml/2006/wordprocessingDrawing" xmlns:w10="urn:schemas-microsoft-com:office:word" xmlns:w="http://schemas.openxmlformats.org/wordprocessingml/2006/main" xmlns:w14="http://schemas.microsoft.com/office/word/2010/wordml" xmlns:w15="http://schemas.microsoft.com/office/word/2012/wordml" xmlns:w16cex="http://schemas.microsoft.com/office/word/2018/wordml/cex" xmlns:w16cid="http://schemas.microsoft.com/office/word/2016/wordml/cid" xmlns:w16="http://schemas.microsoft.com/office/word/2018/wordml" xmlns:w16du="http://schemas.microsoft.com/office/word/2023/wordml/word16du" xmlns:w16sdtdh="http://schemas.microsoft.com/office/word/2020/wordml/sdtdatahash" xmlns:w16sdtfl="http://schemas.microsoft.com/office/word/2024/wordml/sdtformatlock" xmlns:w16se="http://schemas.microsoft.com/office/word/2015/wordml/symex" xmlns:wpg="http://schemas.microsoft.com/office/word/2010/wordprocessingGroup" xmlns:wpi="http://schemas.microsoft.com/office/word/2010/wordprocessingInk" xmlns:wne="http://schemas.microsoft.com/office/word/2006/wordml" xmlns:wps="http://schemas.microsoft.com/office/word/2010/wordprocessingShape" mc:Ignorable="w14 w15 w16se w16cid w16 w16cex w16sdtdh w16sdtfl w16du wp14">
+<w:hdr xmlns:wpc="http://schemas.microsoft.com/office/word/2010/wordprocessingCanvas" xmlns:cx="http://schemas.microsoft.com/office/drawing/2014/chartex" xmlns:cx1="http://schemas.microsoft.com/office/drawing/2015/9/8/chartex" xmlns:cx2="http://schemas.microsoft.com/office/drawing/2015/10/21/chartex" xmlns:cx3="http://schemas.microsoft.com/office/drawing/2016/5/9/chartex" xmlns:cx4="http://schemas.microsoft.com/office/drawing/2016/5/10/chartex" xmlns:cx5="http://schemas.microsoft.com/office/drawing/2016/5/11/chartex" xmlns:cx6="http://schemas.microsoft.com/office/drawing/2016/5/12/chartex" xmlns:cx7="http://schemas.microsoft.com/office/drawing/2016/5/13/chartex" xmlns:cx8="http://schemas.microsoft.com/office/drawing/2016/5/14/chartex" xmlns:mc="http://schemas.openxmlformats.org/markup-compatibility/2006" xmlns:m="http://schemas.openxmlformats.org/officeDocument/2006/math" xmlns:aink="http://schemas.microsoft.com/office/drawing/2016/ink" xmlns:am3d="http://schemas.microsoft.com/office/drawing/2017/model3d" xmlns:oel="http://schemas.microsoft.com/office/2019/extlst" xmlns:r="http://schemas.openxmlformats.org/officeDocument/2006/relationships" xmlns:wp14="http://schemas.microsoft.com/office/word/2010/wordprocessingDrawing" xmlns:wp="http://schemas.openxmlformats.org/drawingml/2006/wordprocessingDrawing" xmlns:wpg="http://schemas.microsoft.com/office/word/2010/wordprocessingGroup" xmlns:wpi="http://schemas.microsoft.com/office/word/2010/wordprocessingInk" xmlns:wps="http://schemas.microsoft.com/office/word/2010/wordprocessingShape" xmlns:o="urn:schemas-microsoft-com:office:office" xmlns:v="urn:schemas-microsoft-com:vml" xmlns:w10="urn:schemas-microsoft-com:office:word" xmlns:w="http://schemas.openxmlformats.org/wordprocessingml/2006/main" xmlns:w14="http://schemas.microsoft.com/office/word/2010/wordml" xmlns:w15="http://schemas.microsoft.com/office/word/2012/wordml" xmlns:w16cei="http://schemas.microsoft.com/office/word/2026/wordml/cei" xmlns:w16cex="http://schemas.microsoft.com/office/word/2018/wordml/cex" xmlns:w16cid="http://schemas.microsoft.com/office/word/2016/wordml/cid" xmlns:w16="http://schemas.microsoft.com/office/word/2018/wordml" xmlns:w16sdtdh="http://schemas.microsoft.com/office/word/2020/wordml/sdtdatahash" xmlns:w16sdtfl="http://schemas.microsoft.com/office/word/2024/wordml/sdtformatlock" xmlns:w16se="http://schemas.microsoft.com/office/word/2015/wordml/symex" xmlns:w16du="http://schemas.microsoft.com/office/word/2023/wordml/word16du" xmlns:wne="http://schemas.microsoft.com/office/word/2006/wordml" mc:Ignorable="w14 w15 w16se w16cid w16 w16cex w16sdtdh w16sdtfl w16du wp14">
   <w:p>
     <w:pPr>
       <w:pStyle w:val="Koptekst"/>
@@ -5980,7 +5807,7 @@
 </file>
 
 <file path=word/header2.xml><?xml version="1.0" encoding="utf-8"?>
-<w:hdr xmlns:wpc="http://schemas.microsoft.com/office/word/2010/wordprocessingCanvas" xmlns:cx="http://schemas.microsoft.com/office/drawing/2014/chartex" xmlns:cx1="http://schemas.microsoft.com/office/drawing/2015/9/8/chartex" xmlns:cx2="http://schemas.microsoft.com/office/drawing/2015/10/21/chartex" xmlns:cx3="http://schemas.microsoft.com/office/drawing/2016/5/9/chartex" xmlns:cx4="http://schemas.microsoft.com/office/drawing/2016/5/10/chartex" xmlns:cx5="http://schemas.microsoft.com/office/drawing/2016/5/11/chartex" xmlns:cx6="http://schemas.microsoft.com/office/drawing/2016/5/12/chartex" xmlns:cx7="http://schemas.microsoft.com/office/drawing/2016/5/13/chartex" xmlns:cx8="http://schemas.microsoft.com/office/drawing/2016/5/14/chartex" xmlns:mc="http://schemas.openxmlformats.org/markup-compatibility/2006" xmlns:aink="http://schemas.microsoft.com/office/drawing/2016/ink" xmlns:am3d="http://schemas.microsoft.com/office/drawing/2017/model3d" xmlns:o="urn:schemas-microsoft-com:office:office" xmlns:oel="http://schemas.microsoft.com/office/2019/extlst" xmlns:r="http://schemas.openxmlformats.org/officeDocument/2006/relationships" xmlns:m="http://schemas.openxmlformats.org/officeDocument/2006/math" xmlns:v="urn:schemas-microsoft-com:vml" xmlns:wp14="http://schemas.microsoft.com/office/word/2010/wordprocessingDrawing" xmlns:wp="http://schemas.openxmlformats.org/drawingml/2006/wordprocessingDrawing" xmlns:w10="urn:schemas-microsoft-com:office:word" xmlns:w="http://schemas.openxmlformats.org/wordprocessingml/2006/main" xmlns:w14="http://schemas.microsoft.com/office/word/2010/wordml" xmlns:w15="http://schemas.microsoft.com/office/word/2012/wordml" xmlns:w16cex="http://schemas.microsoft.com/office/word/2018/wordml/cex" xmlns:w16cid="http://schemas.microsoft.com/office/word/2016/wordml/cid" xmlns:w16="http://schemas.microsoft.com/office/word/2018/wordml" xmlns:w16du="http://schemas.microsoft.com/office/word/2023/wordml/word16du" xmlns:w16sdtdh="http://schemas.microsoft.com/office/word/2020/wordml/sdtdatahash" xmlns:w16sdtfl="http://schemas.microsoft.com/office/word/2024/wordml/sdtformatlock" xmlns:w16se="http://schemas.microsoft.com/office/word/2015/wordml/symex" xmlns:wpg="http://schemas.microsoft.com/office/word/2010/wordprocessingGroup" xmlns:wpi="http://schemas.microsoft.com/office/word/2010/wordprocessingInk" xmlns:wne="http://schemas.microsoft.com/office/word/2006/wordml" xmlns:wps="http://schemas.microsoft.com/office/word/2010/wordprocessingShape" mc:Ignorable="w14 w15 w16se w16cid w16 w16cex w16sdtdh w16sdtfl w16du wp14">
+<w:hdr xmlns:wpc="http://schemas.microsoft.com/office/word/2010/wordprocessingCanvas" xmlns:cx="http://schemas.microsoft.com/office/drawing/2014/chartex" xmlns:cx1="http://schemas.microsoft.com/office/drawing/2015/9/8/chartex" xmlns:cx2="http://schemas.microsoft.com/office/drawing/2015/10/21/chartex" xmlns:cx3="http://schemas.microsoft.com/office/drawing/2016/5/9/chartex" xmlns:cx4="http://schemas.microsoft.com/office/drawing/2016/5/10/chartex" xmlns:cx5="http://schemas.microsoft.com/office/drawing/2016/5/11/chartex" xmlns:cx6="http://schemas.microsoft.com/office/drawing/2016/5/12/chartex" xmlns:cx7="http://schemas.microsoft.com/office/drawing/2016/5/13/chartex" xmlns:cx8="http://schemas.microsoft.com/office/drawing/2016/5/14/chartex" xmlns:mc="http://schemas.openxmlformats.org/markup-compatibility/2006" xmlns:m="http://schemas.openxmlformats.org/officeDocument/2006/math" xmlns:aink="http://schemas.microsoft.com/office/drawing/2016/ink" xmlns:am3d="http://schemas.microsoft.com/office/drawing/2017/model3d" xmlns:oel="http://schemas.microsoft.com/office/2019/extlst" xmlns:r="http://schemas.openxmlformats.org/officeDocument/2006/relationships" xmlns:wp14="http://schemas.microsoft.com/office/word/2010/wordprocessingDrawing" xmlns:wp="http://schemas.openxmlformats.org/drawingml/2006/wordprocessingDrawing" xmlns:wpg="http://schemas.microsoft.com/office/word/2010/wordprocessingGroup" xmlns:wpi="http://schemas.microsoft.com/office/word/2010/wordprocessingInk" xmlns:wps="http://schemas.microsoft.com/office/word/2010/wordprocessingShape" xmlns:o="urn:schemas-microsoft-com:office:office" xmlns:v="urn:schemas-microsoft-com:vml" xmlns:w10="urn:schemas-microsoft-com:office:word" xmlns:w="http://schemas.openxmlformats.org/wordprocessingml/2006/main" xmlns:w14="http://schemas.microsoft.com/office/word/2010/wordml" xmlns:w15="http://schemas.microsoft.com/office/word/2012/wordml" xmlns:w16cei="http://schemas.microsoft.com/office/word/2026/wordml/cei" xmlns:w16cex="http://schemas.microsoft.com/office/word/2018/wordml/cex" xmlns:w16cid="http://schemas.microsoft.com/office/word/2016/wordml/cid" xmlns:w16="http://schemas.microsoft.com/office/word/2018/wordml" xmlns:w16sdtdh="http://schemas.microsoft.com/office/word/2020/wordml/sdtdatahash" xmlns:w16sdtfl="http://schemas.microsoft.com/office/word/2024/wordml/sdtformatlock" xmlns:w16se="http://schemas.microsoft.com/office/word/2015/wordml/symex" xmlns:w16du="http://schemas.microsoft.com/office/word/2023/wordml/word16du" xmlns:wne="http://schemas.microsoft.com/office/word/2006/wordml" mc:Ignorable="w14 w15 w16se w16cid w16 w16cex w16sdtdh w16sdtfl w16du wp14">
   <w:p>
     <w:pPr>
       <w:pStyle w:val="Koptekst"/>
@@ -6042,7 +5869,7 @@
 </file>
 
 <file path=word/styles.xml><?xml version="1.0" encoding="utf-8"?>
-<w:styles xmlns:mc="http://schemas.openxmlformats.org/markup-compatibility/2006" xmlns:r="http://schemas.openxmlformats.org/officeDocument/2006/relationships" xmlns:w="http://schemas.openxmlformats.org/wordprocessingml/2006/main" xmlns:w14="http://schemas.microsoft.com/office/word/2010/wordml" xmlns:w15="http://schemas.microsoft.com/office/word/2012/wordml" xmlns:w16cex="http://schemas.microsoft.com/office/word/2018/wordml/cex" xmlns:w16cid="http://schemas.microsoft.com/office/word/2016/wordml/cid" xmlns:w16="http://schemas.microsoft.com/office/word/2018/wordml" xmlns:w16du="http://schemas.microsoft.com/office/word/2023/wordml/word16du" xmlns:w16sdtdh="http://schemas.microsoft.com/office/word/2020/wordml/sdtdatahash" xmlns:w16sdtfl="http://schemas.microsoft.com/office/word/2024/wordml/sdtformatlock" xmlns:w16se="http://schemas.microsoft.com/office/word/2015/wordml/symex" mc:Ignorable="w14 w15 w16se w16cid w16 w16cex w16sdtdh w16sdtfl w16du">
+<w:styles xmlns:mc="http://schemas.openxmlformats.org/markup-compatibility/2006" xmlns:r="http://schemas.openxmlformats.org/officeDocument/2006/relationships" xmlns:w="http://schemas.openxmlformats.org/wordprocessingml/2006/main" xmlns:w14="http://schemas.microsoft.com/office/word/2010/wordml" xmlns:w15="http://schemas.microsoft.com/office/word/2012/wordml" xmlns:w16cex="http://schemas.microsoft.com/office/word/2018/wordml/cex" xmlns:w16cid="http://schemas.microsoft.com/office/word/2016/wordml/cid" xmlns:w16="http://schemas.microsoft.com/office/word/2018/wordml" xmlns:w16sdtdh="http://schemas.microsoft.com/office/word/2020/wordml/sdtdatahash" xmlns:w16sdtfl="http://schemas.microsoft.com/office/word/2024/wordml/sdtformatlock" xmlns:w16se="http://schemas.microsoft.com/office/word/2015/wordml/symex" xmlns:w16du="http://schemas.microsoft.com/office/word/2023/wordml/word16du" mc:Ignorable="w14 w15 w16se w16cid w16 w16cex w16sdtdh w16sdtfl w16du">
   <w:docDefaults>
     <w:rPrDefault>
       <w:rPr>
@@ -6461,7 +6288,7 @@
   <w:style w:type="paragraph" w:styleId="Ballontekst">
     <w:name w:val="Balloon Text"/>
     <w:basedOn w:val="Standaard"/>
-    <w:link w:val="BalloonTextChar"/>
+    <w:link w:val="BallontekstChar"/>
     <w:uiPriority w:val="99"/>
     <w:semiHidden/>
     <w:unhideWhenUsed/>
@@ -6496,8 +6323,8 @@
       <w:szCs w:val="18"/>
     </w:rPr>
   </w:style>
-  <w:style w:type="character" w:customStyle="1" w:styleId="BalloonTextChar">
-    <w:name w:val="Balloon Text Char"/>
+  <w:style w:type="character" w:customStyle="1" w:styleId="BallontekstChar">
+    <w:name w:val="Ballontekst Char"/>
     <w:link w:val="Ballontekst"/>
     <w:uiPriority w:val="99"/>
     <w:semiHidden/>
@@ -6523,14 +6350,14 @@
   <w:style w:type="paragraph" w:styleId="Tekstopmerking">
     <w:name w:val="annotation text"/>
     <w:basedOn w:val="Standaard"/>
-    <w:link w:val="CommentTextChar"/>
+    <w:link w:val="TekstopmerkingChar"/>
     <w:uiPriority w:val="99"/>
     <w:semiHidden/>
     <w:unhideWhenUsed/>
     <w:rsid w:val="00540E0B"/>
   </w:style>
-  <w:style w:type="character" w:customStyle="1" w:styleId="CommentTextChar">
-    <w:name w:val="Comment Text Char"/>
+  <w:style w:type="character" w:customStyle="1" w:styleId="TekstopmerkingChar">
+    <w:name w:val="Tekst opmerking Char"/>
     <w:link w:val="Tekstopmerking"/>
     <w:uiPriority w:val="99"/>
     <w:semiHidden/>
@@ -6554,7 +6381,7 @@
   <w:style w:type="paragraph" w:styleId="Koptekst">
     <w:name w:val="header"/>
     <w:basedOn w:val="Standaard"/>
-    <w:link w:val="HeaderChar"/>
+    <w:link w:val="KoptekstChar"/>
     <w:uiPriority w:val="99"/>
     <w:unhideWhenUsed/>
     <w:rsid w:val="00C4521D"/>
@@ -6565,8 +6392,8 @@
       </w:tabs>
     </w:pPr>
   </w:style>
-  <w:style w:type="character" w:customStyle="1" w:styleId="HeaderChar">
-    <w:name w:val="Header Char"/>
+  <w:style w:type="character" w:customStyle="1" w:styleId="KoptekstChar">
+    <w:name w:val="Koptekst Char"/>
     <w:link w:val="Koptekst"/>
     <w:uiPriority w:val="99"/>
     <w:rsid w:val="00C4521D"/>
@@ -6587,7 +6414,7 @@
   <w:style w:type="paragraph" w:styleId="Voettekst">
     <w:name w:val="footer"/>
     <w:basedOn w:val="Standaard"/>
-    <w:link w:val="FooterChar"/>
+    <w:link w:val="VoettekstChar"/>
     <w:uiPriority w:val="99"/>
     <w:unhideWhenUsed/>
     <w:rsid w:val="00C4521D"/>
@@ -6598,8 +6425,8 @@
       </w:tabs>
     </w:pPr>
   </w:style>
-  <w:style w:type="character" w:customStyle="1" w:styleId="FooterChar">
-    <w:name w:val="Footer Char"/>
+  <w:style w:type="character" w:customStyle="1" w:styleId="VoettekstChar">
+    <w:name w:val="Voettekst Char"/>
     <w:link w:val="Voettekst"/>
     <w:uiPriority w:val="99"/>
     <w:rsid w:val="00C4521D"/>
@@ -6613,7 +6440,7 @@
     <w:name w:val="annotation subject"/>
     <w:basedOn w:val="Tekstopmerking"/>
     <w:next w:val="Tekstopmerking"/>
-    <w:link w:val="CommentSubjectChar"/>
+    <w:link w:val="OnderwerpvanopmerkingChar"/>
     <w:uiPriority w:val="99"/>
     <w:semiHidden/>
     <w:unhideWhenUsed/>
@@ -6623,8 +6450,8 @@
       <w:bCs/>
     </w:rPr>
   </w:style>
-  <w:style w:type="character" w:customStyle="1" w:styleId="CommentSubjectChar">
-    <w:name w:val="Comment Subject Char"/>
+  <w:style w:type="character" w:customStyle="1" w:styleId="OnderwerpvanopmerkingChar">
+    <w:name w:val="Onderwerp van opmerking Char"/>
     <w:link w:val="Onderwerpvanopmerking"/>
     <w:uiPriority w:val="99"/>
     <w:semiHidden/>
@@ -6635,6 +6462,17 @@
       <w:sz w:val="24"/>
       <w:szCs w:val="24"/>
       <w:lang w:val="en-GB"/>
+    </w:rPr>
+  </w:style>
+  <w:style w:type="character" w:styleId="Zwaar">
+    <w:name w:val="Strong"/>
+    <w:basedOn w:val="Standaardalinea-lettertype"/>
+    <w:uiPriority w:val="22"/>
+    <w:qFormat/>
+    <w:rsid w:val="00E178C4"/>
+    <w:rPr>
+      <w:b/>
+      <w:bCs/>
     </w:rPr>
   </w:style>
 </w:styles>
